--- a/e2e/fixtures/issue-319-sections.docx
+++ b/e2e/fixtures/issue-319-sections.docx
@@ -334,7 +334,7 @@
           <w:szCs w:val="22"/>
         </w:rPr>
       </w:pPr>
-      <w:del w:id="2" w:author="Bruno Galati" w:date="2026-05-04T09:43:00Z" w16du:dateUtc="2026-05-04T07:43:00Z">
+      <w:del w:id="2" w:author="John Doe" w:date="2026-05-04T09:43:00Z" w16du:dateUtc="2026-05-04T07:43:00Z">
         <w:r>
           <w:rPr>
             <w:rFonts w:ascii="Arial" w:hAnsi="Arial" w:cs="Arial"/>
@@ -346,7 +346,7 @@
           <w:delText xml:space="preserve">ICON </w:delText>
         </w:r>
       </w:del>
-      <w:ins w:id="3" w:author="Bruno Galati" w:date="2026-05-04T09:43:00Z" w16du:dateUtc="2026-05-04T07:43:00Z">
+      <w:ins w:id="3" w:author="John Doe" w:date="2026-05-04T09:43:00Z" w16du:dateUtc="2026-05-04T07:43:00Z">
         <w:r>
           <w:rPr>
             <w:rFonts w:ascii="Arial" w:hAnsi="Arial" w:cs="Arial"/>
@@ -368,7 +368,7 @@
           <w:t xml:space="preserve"> </w:t>
         </w:r>
       </w:ins>
-      <w:del w:id="4" w:author="Bruno Galati" w:date="2026-05-04T09:43:00Z" w16du:dateUtc="2026-05-04T07:43:00Z">
+      <w:del w:id="4" w:author="John Doe" w:date="2026-05-04T09:43:00Z" w16du:dateUtc="2026-05-04T07:43:00Z">
         <w:r>
           <w:rPr>
             <w:rFonts w:ascii="Arial" w:hAnsi="Arial" w:cs="Arial"/>
@@ -380,7 +380,7 @@
           <w:delText xml:space="preserve">Clinical </w:delText>
         </w:r>
       </w:del>
-      <w:ins w:id="5" w:author="Bruno Galati" w:date="2026-05-04T09:43:00Z" w16du:dateUtc="2026-05-04T07:43:00Z">
+      <w:ins w:id="5" w:author="John Doe" w:date="2026-05-04T09:43:00Z" w16du:dateUtc="2026-05-04T07:43:00Z">
         <w:r>
           <w:rPr>
             <w:rFonts w:ascii="Arial" w:hAnsi="Arial" w:cs="Arial"/>
@@ -402,7 +402,7 @@
           <w:t xml:space="preserve"> </w:t>
         </w:r>
       </w:ins>
-      <w:del w:id="6" w:author="Bruno Galati" w:date="2026-05-04T09:43:00Z" w16du:dateUtc="2026-05-04T07:43:00Z">
+      <w:del w:id="6" w:author="John Doe" w:date="2026-05-04T09:43:00Z" w16du:dateUtc="2026-05-04T07:43:00Z">
         <w:r>
           <w:rPr>
             <w:rFonts w:ascii="Arial" w:hAnsi="Arial" w:cs="Arial"/>
@@ -414,7 +414,7 @@
           <w:delText xml:space="preserve">Research </w:delText>
         </w:r>
       </w:del>
-      <w:ins w:id="7" w:author="Bruno Galati" w:date="2026-05-04T09:43:00Z" w16du:dateUtc="2026-05-04T07:43:00Z">
+      <w:ins w:id="7" w:author="John Doe" w:date="2026-05-04T09:43:00Z" w16du:dateUtc="2026-05-04T07:43:00Z">
         <w:r>
           <w:rPr>
             <w:rFonts w:ascii="Arial" w:hAnsi="Arial" w:cs="Arial"/>
@@ -454,7 +454,7 @@
         </w:rPr>
         <w:t xml:space="preserve">, with a VAT number IE </w:t>
       </w:r>
-      <w:del w:id="8" w:author="Bruno Galati" w:date="2026-05-04T09:43:00Z" w16du:dateUtc="2026-05-04T07:43:00Z">
+      <w:del w:id="8" w:author="John Doe" w:date="2026-05-04T09:43:00Z" w16du:dateUtc="2026-05-04T07:43:00Z">
         <w:r>
           <w:rPr>
             <w:rFonts w:ascii="Arial" w:hAnsi="Arial" w:cs="Arial"/>
@@ -464,7 +464,7 @@
           <w:delText xml:space="preserve">8201978R </w:delText>
         </w:r>
       </w:del>
-      <w:ins w:id="9" w:author="Bruno Galati" w:date="2026-05-04T09:43:00Z" w16du:dateUtc="2026-05-04T07:43:00Z">
+      <w:ins w:id="9" w:author="John Doe" w:date="2026-05-04T09:43:00Z" w16du:dateUtc="2026-05-04T07:43:00Z">
         <w:r>
           <w:rPr>
             <w:rFonts w:ascii="Arial" w:hAnsi="Arial" w:cs="Arial"/>
@@ -490,7 +490,7 @@
         </w:rPr>
         <w:t xml:space="preserve">and a place of business at South County </w:t>
       </w:r>
-      <w:del w:id="10" w:author="Bruno Galati" w:date="2026-05-04T09:43:00Z" w16du:dateUtc="2026-05-04T07:43:00Z">
+      <w:del w:id="10" w:author="John Doe" w:date="2026-05-04T09:43:00Z" w16du:dateUtc="2026-05-04T07:43:00Z">
         <w:r>
           <w:rPr>
             <w:rFonts w:ascii="Arial" w:hAnsi="Arial" w:cs="Arial"/>
@@ -500,7 +500,7 @@
           <w:delText xml:space="preserve">Business </w:delText>
         </w:r>
       </w:del>
-      <w:ins w:id="11" w:author="Bruno Galati" w:date="2026-05-04T09:43:00Z" w16du:dateUtc="2026-05-04T07:43:00Z">
+      <w:ins w:id="11" w:author="John Doe" w:date="2026-05-04T09:43:00Z" w16du:dateUtc="2026-05-04T07:43:00Z">
         <w:r>
           <w:rPr>
             <w:rFonts w:ascii="Arial" w:hAnsi="Arial" w:cs="Arial"/>
@@ -526,7 +526,7 @@
         </w:rPr>
         <w:t xml:space="preserve">Park, </w:t>
       </w:r>
-      <w:del w:id="12" w:author="Bruno Galati" w:date="2026-05-04T09:43:00Z" w16du:dateUtc="2026-05-04T07:43:00Z">
+      <w:del w:id="12" w:author="John Doe" w:date="2026-05-04T09:43:00Z" w16du:dateUtc="2026-05-04T07:43:00Z">
         <w:r>
           <w:rPr>
             <w:rFonts w:ascii="Arial" w:hAnsi="Arial" w:cs="Arial"/>
@@ -536,7 +536,7 @@
           <w:delText>Leopardstown</w:delText>
         </w:r>
       </w:del>
-      <w:ins w:id="13" w:author="Bruno Galati" w:date="2026-05-04T09:43:00Z" w16du:dateUtc="2026-05-04T07:43:00Z">
+      <w:ins w:id="13" w:author="John Doe" w:date="2026-05-04T09:43:00Z" w16du:dateUtc="2026-05-04T07:43:00Z">
         <w:r>
           <w:rPr>
             <w:rFonts w:ascii="Arial" w:hAnsi="Arial" w:cs="Arial"/>
@@ -554,7 +554,7 @@
         </w:rPr>
         <w:t xml:space="preserve">, </w:t>
       </w:r>
-      <w:del w:id="14" w:author="Bruno Galati" w:date="2026-05-04T09:43:00Z" w16du:dateUtc="2026-05-04T07:43:00Z">
+      <w:del w:id="14" w:author="John Doe" w:date="2026-05-04T09:43:00Z" w16du:dateUtc="2026-05-04T07:43:00Z">
         <w:r>
           <w:rPr>
             <w:rFonts w:ascii="Arial" w:hAnsi="Arial" w:cs="Arial"/>
@@ -564,7 +564,7 @@
           <w:delText xml:space="preserve">Dublin </w:delText>
         </w:r>
       </w:del>
-      <w:ins w:id="15" w:author="Bruno Galati" w:date="2026-05-04T09:43:00Z" w16du:dateUtc="2026-05-04T07:43:00Z">
+      <w:ins w:id="15" w:author="John Doe" w:date="2026-05-04T09:43:00Z" w16du:dateUtc="2026-05-04T07:43:00Z">
         <w:r>
           <w:rPr>
             <w:rFonts w:ascii="Arial" w:hAnsi="Arial" w:cs="Arial"/>
@@ -606,7 +606,7 @@
         </w:rPr>
         <w:t>(hereinafter “</w:t>
       </w:r>
-      <w:del w:id="16" w:author="Bruno Galati" w:date="2026-05-04T09:48:00Z" w16du:dateUtc="2026-05-04T07:48:00Z">
+      <w:del w:id="16" w:author="John Doe" w:date="2026-05-04T09:48:00Z" w16du:dateUtc="2026-05-04T07:48:00Z">
         <w:r>
           <w:rPr>
             <w:rFonts w:ascii="Arial" w:hAnsi="Arial" w:cs="Arial"/>
@@ -618,7 +618,7 @@
           <w:delText>ICON</w:delText>
         </w:r>
       </w:del>
-      <w:ins w:id="17" w:author="Bruno Galati" w:date="2026-05-04T09:48:00Z" w16du:dateUtc="2026-05-04T07:48:00Z">
+      <w:ins w:id="17" w:author="John Doe" w:date="2026-05-04T09:48:00Z" w16du:dateUtc="2026-05-04T07:48:00Z">
         <w:r>
           <w:rPr>
             <w:rFonts w:ascii="Arial" w:hAnsi="Arial" w:cs="Arial"/>
@@ -707,7 +707,7 @@
           <w:lang w:val="en-US"/>
         </w:rPr>
       </w:pPr>
-      <w:del w:id="18" w:author="Bruno Galati" w:date="2026-05-04T09:43:00Z" w16du:dateUtc="2026-05-04T07:43:00Z">
+      <w:del w:id="18" w:author="John Doe" w:date="2026-05-04T09:43:00Z" w16du:dateUtc="2026-05-04T07:43:00Z">
         <w:r>
           <w:rPr>
             <w:rFonts w:ascii="Arial" w:hAnsi="Arial" w:cs="Arial"/>
@@ -720,7 +720,7 @@
           <w:delText xml:space="preserve">Privatpraxis </w:delText>
         </w:r>
       </w:del>
-      <w:ins w:id="19" w:author="Bruno Galati" w:date="2026-05-04T09:43:00Z" w16du:dateUtc="2026-05-04T07:43:00Z">
+      <w:ins w:id="19" w:author="John Doe" w:date="2026-05-04T09:43:00Z" w16du:dateUtc="2026-05-04T07:43:00Z">
         <w:r>
           <w:rPr>
             <w:rFonts w:ascii="Arial" w:hAnsi="Arial" w:cs="Arial"/>
@@ -755,7 +755,7 @@
         </w:rPr>
         <w:t xml:space="preserve">Dr. </w:t>
       </w:r>
-      <w:del w:id="20" w:author="Bruno Galati" w:date="2026-05-04T09:43:00Z" w16du:dateUtc="2026-05-04T07:43:00Z">
+      <w:del w:id="20" w:author="John Doe" w:date="2026-05-04T09:43:00Z" w16du:dateUtc="2026-05-04T07:43:00Z">
         <w:r>
           <w:rPr>
             <w:rFonts w:ascii="Arial" w:hAnsi="Arial" w:cs="Arial"/>
@@ -768,7 +768,7 @@
           <w:delText xml:space="preserve">Hilton </w:delText>
         </w:r>
       </w:del>
-      <w:ins w:id="21" w:author="Bruno Galati" w:date="2026-05-04T09:43:00Z" w16du:dateUtc="2026-05-04T07:43:00Z">
+      <w:ins w:id="21" w:author="John Doe" w:date="2026-05-04T09:43:00Z" w16du:dateUtc="2026-05-04T07:43:00Z">
         <w:r>
           <w:rPr>
             <w:rFonts w:ascii="Arial" w:hAnsi="Arial" w:cs="Arial"/>
@@ -812,7 +812,7 @@
         </w:rPr>
         <w:t xml:space="preserve"> with a place of business at </w:t>
       </w:r>
-      <w:del w:id="22" w:author="Bruno Galati" w:date="2026-05-04T09:43:00Z" w16du:dateUtc="2026-05-04T07:43:00Z">
+      <w:del w:id="22" w:author="John Doe" w:date="2026-05-04T09:43:00Z" w16du:dateUtc="2026-05-04T07:43:00Z">
         <w:r>
           <w:rPr>
             <w:rFonts w:ascii="Arial" w:hAnsi="Arial" w:cs="Arial"/>
@@ -859,7 +859,7 @@
           <w:delText xml:space="preserve">e </w:delText>
         </w:r>
       </w:del>
-      <w:ins w:id="23" w:author="Bruno Galati" w:date="2026-05-04T09:43:00Z" w16du:dateUtc="2026-05-04T07:43:00Z">
+      <w:ins w:id="23" w:author="John Doe" w:date="2026-05-04T09:43:00Z" w16du:dateUtc="2026-05-04T07:43:00Z">
         <w:r>
           <w:rPr>
             <w:rFonts w:ascii="Arial" w:hAnsi="Arial" w:cs="Arial"/>
@@ -897,7 +897,7 @@
         </w:rPr>
         <w:t xml:space="preserve"> </w:t>
       </w:r>
-      <w:del w:id="24" w:author="Bruno Galati" w:date="2026-05-04T09:43:00Z" w16du:dateUtc="2026-05-04T07:43:00Z">
+      <w:del w:id="24" w:author="John Doe" w:date="2026-05-04T09:43:00Z" w16du:dateUtc="2026-05-04T07:43:00Z">
         <w:r>
           <w:rPr>
             <w:rFonts w:ascii="Arial" w:hAnsi="Arial" w:cs="Arial"/>
@@ -927,7 +927,7 @@
         </w:r>
       </w:del>
       <w:proofErr w:type="spellStart"/>
-      <w:ins w:id="25" w:author="Bruno Galati" w:date="2026-05-04T09:43:00Z" w16du:dateUtc="2026-05-04T07:43:00Z">
+      <w:ins w:id="25" w:author="John Doe" w:date="2026-05-04T09:43:00Z" w16du:dateUtc="2026-05-04T07:43:00Z">
         <w:r>
           <w:rPr>
             <w:rFonts w:ascii="Arial" w:hAnsi="Arial" w:cs="Arial"/>
@@ -948,7 +948,7 @@
         </w:rPr>
         <w:t xml:space="preserve">, </w:t>
       </w:r>
-      <w:del w:id="26" w:author="Bruno Galati" w:date="2026-05-04T09:43:00Z" w16du:dateUtc="2026-05-04T07:43:00Z">
+      <w:del w:id="26" w:author="John Doe" w:date="2026-05-04T09:43:00Z" w16du:dateUtc="2026-05-04T07:43:00Z">
         <w:r>
           <w:rPr>
             <w:rFonts w:ascii="Arial" w:hAnsi="Arial" w:cs="Arial"/>
@@ -959,7 +959,7 @@
           <w:delText xml:space="preserve">Germany </w:delText>
         </w:r>
       </w:del>
-      <w:ins w:id="27" w:author="Bruno Galati" w:date="2026-05-04T09:43:00Z" w16du:dateUtc="2026-05-04T07:43:00Z">
+      <w:ins w:id="27" w:author="John Doe" w:date="2026-05-04T09:43:00Z" w16du:dateUtc="2026-05-04T07:43:00Z">
         <w:r>
           <w:rPr>
             <w:rFonts w:ascii="Arial" w:hAnsi="Arial" w:cs="Arial"/>
@@ -1479,7 +1479,7 @@
         </w:rPr>
         <w:t xml:space="preserve">/II, </w:t>
       </w:r>
-      <w:del w:id="28" w:author="Bruno Galati" w:date="2026-05-04T09:43:00Z" w16du:dateUtc="2026-05-04T07:43:00Z">
+      <w:del w:id="28" w:author="John Doe" w:date="2026-05-04T09:43:00Z" w16du:dateUtc="2026-05-04T07:43:00Z">
         <w:r>
           <w:rPr>
             <w:rFonts w:ascii="Arial" w:hAnsi="Arial" w:cs="Arial"/>
@@ -1491,7 +1491,7 @@
           <w:delText>Multicentre</w:delText>
         </w:r>
       </w:del>
-      <w:ins w:id="29" w:author="Bruno Galati" w:date="2026-05-04T09:43:00Z" w16du:dateUtc="2026-05-04T07:43:00Z">
+      <w:ins w:id="29" w:author="John Doe" w:date="2026-05-04T09:43:00Z" w16du:dateUtc="2026-05-04T07:43:00Z">
         <w:r>
           <w:rPr>
             <w:rFonts w:ascii="Arial" w:hAnsi="Arial" w:cs="Arial"/>
@@ -1513,7 +1513,7 @@
         </w:rPr>
         <w:t xml:space="preserve">, </w:t>
       </w:r>
-      <w:del w:id="30" w:author="Bruno Galati" w:date="2026-05-04T09:43:00Z" w16du:dateUtc="2026-05-04T07:43:00Z">
+      <w:del w:id="30" w:author="John Doe" w:date="2026-05-04T09:43:00Z" w16du:dateUtc="2026-05-04T07:43:00Z">
         <w:r>
           <w:rPr>
             <w:rFonts w:ascii="Arial" w:hAnsi="Arial" w:cs="Arial"/>
@@ -1525,7 +1525,7 @@
           <w:delText>Double</w:delText>
         </w:r>
       </w:del>
-      <w:ins w:id="31" w:author="Bruno Galati" w:date="2026-05-04T09:43:00Z" w16du:dateUtc="2026-05-04T07:43:00Z">
+      <w:ins w:id="31" w:author="John Doe" w:date="2026-05-04T09:43:00Z" w16du:dateUtc="2026-05-04T07:43:00Z">
         <w:r>
           <w:rPr>
             <w:rFonts w:ascii="Arial" w:hAnsi="Arial" w:cs="Arial"/>
@@ -1547,7 +1547,7 @@
         </w:rPr>
         <w:t>-</w:t>
       </w:r>
-      <w:del w:id="32" w:author="Bruno Galati" w:date="2026-05-04T09:43:00Z" w16du:dateUtc="2026-05-04T07:43:00Z">
+      <w:del w:id="32" w:author="John Doe" w:date="2026-05-04T09:43:00Z" w16du:dateUtc="2026-05-04T07:43:00Z">
         <w:r>
           <w:rPr>
             <w:rFonts w:ascii="Arial" w:hAnsi="Arial" w:cs="Arial"/>
@@ -1559,7 +1559,7 @@
           <w:delText>blind</w:delText>
         </w:r>
       </w:del>
-      <w:ins w:id="33" w:author="Bruno Galati" w:date="2026-05-04T09:43:00Z" w16du:dateUtc="2026-05-04T07:43:00Z">
+      <w:ins w:id="33" w:author="John Doe" w:date="2026-05-04T09:43:00Z" w16du:dateUtc="2026-05-04T07:43:00Z">
         <w:r>
           <w:rPr>
             <w:rFonts w:ascii="Arial" w:hAnsi="Arial" w:cs="Arial"/>
@@ -1581,7 +1581,7 @@
         </w:rPr>
         <w:t xml:space="preserve">, </w:t>
       </w:r>
-      <w:del w:id="34" w:author="Bruno Galati" w:date="2026-05-04T09:43:00Z" w16du:dateUtc="2026-05-04T07:43:00Z">
+      <w:del w:id="34" w:author="John Doe" w:date="2026-05-04T09:43:00Z" w16du:dateUtc="2026-05-04T07:43:00Z">
         <w:r>
           <w:rPr>
             <w:rFonts w:ascii="Arial" w:hAnsi="Arial" w:cs="Arial"/>
@@ -1593,7 +1593,7 @@
           <w:delText>Randomised</w:delText>
         </w:r>
       </w:del>
-      <w:ins w:id="35" w:author="Bruno Galati" w:date="2026-05-04T09:43:00Z" w16du:dateUtc="2026-05-04T07:43:00Z">
+      <w:ins w:id="35" w:author="John Doe" w:date="2026-05-04T09:43:00Z" w16du:dateUtc="2026-05-04T07:43:00Z">
         <w:r>
           <w:rPr>
             <w:rFonts w:ascii="Arial" w:hAnsi="Arial" w:cs="Arial"/>
@@ -1615,7 +1615,7 @@
         </w:rPr>
         <w:t xml:space="preserve">, Placebo-controlled, Dose Escalation and </w:t>
       </w:r>
-      <w:del w:id="36" w:author="Bruno Galati" w:date="2026-05-04T09:44:00Z" w16du:dateUtc="2026-05-04T07:44:00Z">
+      <w:del w:id="36" w:author="John Doe" w:date="2026-05-04T09:44:00Z" w16du:dateUtc="2026-05-04T07:44:00Z">
         <w:r>
           <w:rPr>
             <w:rFonts w:ascii="Arial" w:hAnsi="Arial" w:cs="Arial"/>
@@ -1627,7 +1627,7 @@
           <w:delText>Dose</w:delText>
         </w:r>
       </w:del>
-      <w:ins w:id="37" w:author="Bruno Galati" w:date="2026-05-04T09:44:00Z" w16du:dateUtc="2026-05-04T07:44:00Z">
+      <w:ins w:id="37" w:author="John Doe" w:date="2026-05-04T09:44:00Z" w16du:dateUtc="2026-05-04T07:44:00Z">
         <w:r>
           <w:rPr>
             <w:rFonts w:ascii="Arial" w:hAnsi="Arial" w:cs="Arial"/>
@@ -1649,7 +1649,7 @@
         </w:rPr>
         <w:t xml:space="preserve">-finding </w:t>
       </w:r>
-      <w:del w:id="38" w:author="Bruno Galati" w:date="2026-05-04T09:44:00Z" w16du:dateUtc="2026-05-04T07:44:00Z">
+      <w:del w:id="38" w:author="John Doe" w:date="2026-05-04T09:44:00Z" w16du:dateUtc="2026-05-04T07:44:00Z">
         <w:r>
           <w:rPr>
             <w:rFonts w:ascii="Arial" w:hAnsi="Arial" w:cs="Arial"/>
@@ -1661,7 +1661,7 @@
           <w:delText xml:space="preserve">Study </w:delText>
         </w:r>
       </w:del>
-      <w:ins w:id="39" w:author="Bruno Galati" w:date="2026-05-04T09:44:00Z" w16du:dateUtc="2026-05-04T07:44:00Z">
+      <w:ins w:id="39" w:author="John Doe" w:date="2026-05-04T09:44:00Z" w16du:dateUtc="2026-05-04T07:44:00Z">
         <w:r>
           <w:rPr>
             <w:rFonts w:ascii="Arial" w:hAnsi="Arial" w:cs="Arial"/>
@@ -1693,7 +1693,7 @@
         </w:rPr>
         <w:t xml:space="preserve">to </w:t>
       </w:r>
-      <w:del w:id="40" w:author="Bruno Galati" w:date="2026-05-04T09:44:00Z" w16du:dateUtc="2026-05-04T07:44:00Z">
+      <w:del w:id="40" w:author="John Doe" w:date="2026-05-04T09:44:00Z" w16du:dateUtc="2026-05-04T07:44:00Z">
         <w:r>
           <w:rPr>
             <w:rFonts w:ascii="Arial" w:hAnsi="Arial" w:cs="Arial"/>
@@ -1705,7 +1705,7 @@
           <w:delText xml:space="preserve">Evaluate </w:delText>
         </w:r>
       </w:del>
-      <w:ins w:id="41" w:author="Bruno Galati" w:date="2026-05-04T09:44:00Z" w16du:dateUtc="2026-05-04T07:44:00Z">
+      <w:ins w:id="41" w:author="John Doe" w:date="2026-05-04T09:44:00Z" w16du:dateUtc="2026-05-04T07:44:00Z">
         <w:r>
           <w:rPr>
             <w:rFonts w:ascii="Arial" w:hAnsi="Arial" w:cs="Arial"/>
@@ -1737,7 +1737,7 @@
         </w:rPr>
         <w:t xml:space="preserve">the </w:t>
       </w:r>
-      <w:del w:id="42" w:author="Bruno Galati" w:date="2026-05-04T09:44:00Z" w16du:dateUtc="2026-05-04T07:44:00Z">
+      <w:del w:id="42" w:author="John Doe" w:date="2026-05-04T09:44:00Z" w16du:dateUtc="2026-05-04T07:44:00Z">
         <w:r>
           <w:rPr>
             <w:rFonts w:ascii="Arial" w:hAnsi="Arial" w:cs="Arial"/>
@@ -1749,7 +1749,7 @@
           <w:delText xml:space="preserve">Safety </w:delText>
         </w:r>
       </w:del>
-      <w:ins w:id="43" w:author="Bruno Galati" w:date="2026-05-04T09:44:00Z" w16du:dateUtc="2026-05-04T07:44:00Z">
+      <w:ins w:id="43" w:author="John Doe" w:date="2026-05-04T09:44:00Z" w16du:dateUtc="2026-05-04T07:44:00Z">
         <w:r>
           <w:rPr>
             <w:rFonts w:ascii="Arial" w:hAnsi="Arial" w:cs="Arial"/>
@@ -1781,7 +1781,7 @@
         </w:rPr>
         <w:t xml:space="preserve">and </w:t>
       </w:r>
-      <w:del w:id="44" w:author="Bruno Galati" w:date="2026-05-04T09:44:00Z" w16du:dateUtc="2026-05-04T07:44:00Z">
+      <w:del w:id="44" w:author="John Doe" w:date="2026-05-04T09:44:00Z" w16du:dateUtc="2026-05-04T07:44:00Z">
         <w:r>
           <w:rPr>
             <w:rFonts w:ascii="Arial" w:hAnsi="Arial" w:cs="Arial"/>
@@ -1793,7 +1793,7 @@
           <w:delText xml:space="preserve">Efficacy </w:delText>
         </w:r>
       </w:del>
-      <w:ins w:id="45" w:author="Bruno Galati" w:date="2026-05-04T09:44:00Z" w16du:dateUtc="2026-05-04T07:44:00Z">
+      <w:ins w:id="45" w:author="John Doe" w:date="2026-05-04T09:44:00Z" w16du:dateUtc="2026-05-04T07:44:00Z">
         <w:r>
           <w:rPr>
             <w:rFonts w:ascii="Arial" w:hAnsi="Arial" w:cs="Arial"/>
@@ -1825,7 +1825,7 @@
         </w:rPr>
         <w:t xml:space="preserve">of </w:t>
       </w:r>
-      <w:del w:id="46" w:author="Bruno Galati" w:date="2026-05-04T09:44:00Z" w16du:dateUtc="2026-05-04T07:44:00Z">
+      <w:del w:id="46" w:author="John Doe" w:date="2026-05-04T09:44:00Z" w16du:dateUtc="2026-05-04T07:44:00Z">
         <w:r>
           <w:rPr>
             <w:rFonts w:ascii="Arial" w:hAnsi="Arial" w:cs="Arial"/>
@@ -1837,7 +1837,7 @@
           <w:delText xml:space="preserve">IPN10200 </w:delText>
         </w:r>
       </w:del>
-      <w:ins w:id="47" w:author="Bruno Galati" w:date="2026-05-04T09:44:00Z" w16du:dateUtc="2026-05-04T07:44:00Z">
+      <w:ins w:id="47" w:author="John Doe" w:date="2026-05-04T09:44:00Z" w16du:dateUtc="2026-05-04T07:44:00Z">
         <w:r>
           <w:rPr>
             <w:rFonts w:ascii="Arial" w:hAnsi="Arial" w:cs="Arial"/>
@@ -1869,7 +1869,7 @@
         </w:rPr>
         <w:t xml:space="preserve">in Improving the </w:t>
       </w:r>
-      <w:del w:id="48" w:author="Bruno Galati" w:date="2026-05-04T09:44:00Z" w16du:dateUtc="2026-05-04T07:44:00Z">
+      <w:del w:id="48" w:author="John Doe" w:date="2026-05-04T09:44:00Z" w16du:dateUtc="2026-05-04T07:44:00Z">
         <w:r>
           <w:rPr>
             <w:rFonts w:ascii="Arial" w:hAnsi="Arial" w:cs="Arial"/>
@@ -1881,7 +1881,7 @@
           <w:delText xml:space="preserve">Appearance </w:delText>
         </w:r>
       </w:del>
-      <w:ins w:id="49" w:author="Bruno Galati" w:date="2026-05-04T09:44:00Z" w16du:dateUtc="2026-05-04T07:44:00Z">
+      <w:ins w:id="49" w:author="John Doe" w:date="2026-05-04T09:44:00Z" w16du:dateUtc="2026-05-04T07:44:00Z">
         <w:r>
           <w:rPr>
             <w:rFonts w:ascii="Arial" w:hAnsi="Arial" w:cs="Arial"/>
@@ -1913,7 +1913,7 @@
         </w:rPr>
         <w:t xml:space="preserve">of Moderate to </w:t>
       </w:r>
-      <w:del w:id="50" w:author="Bruno Galati" w:date="2026-05-04T09:44:00Z" w16du:dateUtc="2026-05-04T07:44:00Z">
+      <w:del w:id="50" w:author="John Doe" w:date="2026-05-04T09:44:00Z" w16du:dateUtc="2026-05-04T07:44:00Z">
         <w:r>
           <w:rPr>
             <w:rFonts w:ascii="Arial" w:hAnsi="Arial" w:cs="Arial"/>
@@ -1925,7 +1925,7 @@
           <w:delText xml:space="preserve">Severe </w:delText>
         </w:r>
       </w:del>
-      <w:ins w:id="51" w:author="Bruno Galati" w:date="2026-05-04T09:44:00Z" w16du:dateUtc="2026-05-04T07:44:00Z">
+      <w:ins w:id="51" w:author="John Doe" w:date="2026-05-04T09:44:00Z" w16du:dateUtc="2026-05-04T07:44:00Z">
         <w:r>
           <w:rPr>
             <w:rFonts w:ascii="Arial" w:hAnsi="Arial" w:cs="Arial"/>
@@ -1957,7 +1957,7 @@
         </w:rPr>
         <w:t xml:space="preserve">Upper </w:t>
       </w:r>
-      <w:del w:id="52" w:author="Bruno Galati" w:date="2026-05-04T09:44:00Z" w16du:dateUtc="2026-05-04T07:44:00Z">
+      <w:del w:id="52" w:author="John Doe" w:date="2026-05-04T09:44:00Z" w16du:dateUtc="2026-05-04T07:44:00Z">
         <w:r>
           <w:rPr>
             <w:rFonts w:ascii="Arial" w:hAnsi="Arial" w:cs="Arial"/>
@@ -1969,7 +1969,7 @@
           <w:delText xml:space="preserve">Facial </w:delText>
         </w:r>
       </w:del>
-      <w:ins w:id="53" w:author="Bruno Galati" w:date="2026-05-04T09:44:00Z" w16du:dateUtc="2026-05-04T07:44:00Z">
+      <w:ins w:id="53" w:author="John Doe" w:date="2026-05-04T09:44:00Z" w16du:dateUtc="2026-05-04T07:44:00Z">
         <w:r>
           <w:rPr>
             <w:rFonts w:ascii="Arial" w:hAnsi="Arial" w:cs="Arial"/>
@@ -2280,7 +2280,7 @@
         </w:rPr>
         <w:t xml:space="preserve"> Amendment due to the </w:t>
       </w:r>
-      <w:del w:id="54" w:author="Bruno Galati" w:date="2026-05-04T09:44:00Z" w16du:dateUtc="2026-05-04T07:44:00Z">
+      <w:del w:id="54" w:author="John Doe" w:date="2026-05-04T09:44:00Z" w16du:dateUtc="2026-05-04T07:44:00Z">
         <w:r>
           <w:rPr>
             <w:rFonts w:ascii="Arial" w:hAnsi="Arial" w:cs="Arial"/>
@@ -2304,7 +2304,7 @@
           <w:delText xml:space="preserve"> </w:delText>
         </w:r>
       </w:del>
-      <w:ins w:id="55" w:author="Bruno Galati" w:date="2026-05-04T09:44:00Z" w16du:dateUtc="2026-05-04T07:44:00Z">
+      <w:ins w:id="55" w:author="John Doe" w:date="2026-05-04T09:44:00Z" w16du:dateUtc="2026-05-04T07:44:00Z">
         <w:r>
           <w:rPr>
             <w:rFonts w:ascii="Arial" w:hAnsi="Arial" w:cs="Arial"/>
@@ -2328,7 +2328,7 @@
           <w:t xml:space="preserve"> </w:t>
         </w:r>
       </w:ins>
-      <w:del w:id="56" w:author="Bruno Galati" w:date="2026-05-04T09:44:00Z" w16du:dateUtc="2026-05-04T07:44:00Z">
+      <w:del w:id="56" w:author="John Doe" w:date="2026-05-04T09:44:00Z" w16du:dateUtc="2026-05-04T07:44:00Z">
         <w:r>
           <w:rPr>
             <w:rFonts w:ascii="Arial" w:hAnsi="Arial" w:cs="Arial"/>
@@ -2341,7 +2341,7 @@
           <w:delText xml:space="preserve">Protocol </w:delText>
         </w:r>
       </w:del>
-      <w:ins w:id="57" w:author="Bruno Galati" w:date="2026-05-04T09:44:00Z" w16du:dateUtc="2026-05-04T07:44:00Z">
+      <w:ins w:id="57" w:author="John Doe" w:date="2026-05-04T09:44:00Z" w16du:dateUtc="2026-05-04T07:44:00Z">
         <w:r>
           <w:rPr>
             <w:rFonts w:ascii="Arial" w:hAnsi="Arial" w:cs="Arial"/>
@@ -2365,7 +2365,7 @@
           <w:t xml:space="preserve"> </w:t>
         </w:r>
       </w:ins>
-      <w:del w:id="58" w:author="Bruno Galati" w:date="2026-05-04T09:44:00Z" w16du:dateUtc="2026-05-04T07:44:00Z">
+      <w:del w:id="58" w:author="John Doe" w:date="2026-05-04T09:44:00Z" w16du:dateUtc="2026-05-04T07:44:00Z">
         <w:r>
           <w:rPr>
             <w:rFonts w:ascii="Arial" w:hAnsi="Arial" w:cs="Arial"/>
@@ -2390,7 +2390,7 @@
         </w:r>
       </w:del>
       <w:proofErr w:type="spellStart"/>
-      <w:ins w:id="59" w:author="Bruno Galati" w:date="2026-05-04T09:44:00Z" w16du:dateUtc="2026-05-04T07:44:00Z">
+      <w:ins w:id="59" w:author="John Doe" w:date="2026-05-04T09:44:00Z" w16du:dateUtc="2026-05-04T07:44:00Z">
         <w:r>
           <w:rPr>
             <w:rFonts w:ascii="Arial" w:hAnsi="Arial" w:cs="Arial"/>
@@ -2437,7 +2437,7 @@
         </w:rPr>
         <w:t xml:space="preserve">7, </w:t>
       </w:r>
-      <w:del w:id="60" w:author="Bruno Galati" w:date="2026-05-04T09:44:00Z" w16du:dateUtc="2026-05-04T07:44:00Z">
+      <w:del w:id="60" w:author="John Doe" w:date="2026-05-04T09:44:00Z" w16du:dateUtc="2026-05-04T07:44:00Z">
         <w:r>
           <w:rPr>
             <w:rFonts w:ascii="Arial" w:hAnsi="Arial" w:cs="Arial"/>
@@ -2450,7 +2450,7 @@
           <w:delText xml:space="preserve">Version </w:delText>
         </w:r>
       </w:del>
-      <w:ins w:id="61" w:author="Bruno Galati" w:date="2026-05-04T09:44:00Z" w16du:dateUtc="2026-05-04T07:44:00Z">
+      <w:ins w:id="61" w:author="John Doe" w:date="2026-05-04T09:44:00Z" w16du:dateUtc="2026-05-04T07:44:00Z">
         <w:r>
           <w:rPr>
             <w:rFonts w:ascii="Arial" w:hAnsi="Arial" w:cs="Arial"/>
@@ -2566,7 +2566,7 @@
         </w:rPr>
         <w:t xml:space="preserve">Change of visits </w:t>
       </w:r>
-      <w:del w:id="62" w:author="Bruno Galati" w:date="2026-05-04T09:44:00Z" w16du:dateUtc="2026-05-04T07:44:00Z">
+      <w:del w:id="62" w:author="John Doe" w:date="2026-05-04T09:44:00Z" w16du:dateUtc="2026-05-04T07:44:00Z">
         <w:r>
           <w:rPr>
             <w:rFonts w:ascii="Arial" w:hAnsi="Arial" w:cs="Arial"/>
@@ -2578,7 +2578,7 @@
         </w:r>
       </w:del>
       <w:proofErr w:type="gramStart"/>
-      <w:ins w:id="63" w:author="Bruno Galati" w:date="2026-05-04T09:44:00Z" w16du:dateUtc="2026-05-04T07:44:00Z">
+      <w:ins w:id="63" w:author="John Doe" w:date="2026-05-04T09:44:00Z" w16du:dateUtc="2026-05-04T07:44:00Z">
         <w:r>
           <w:rPr>
             <w:rFonts w:ascii="Arial" w:hAnsi="Arial" w:cs="Arial"/>
@@ -2627,7 +2627,7 @@
         </w:rPr>
         <w:t xml:space="preserve">Change in </w:t>
       </w:r>
-      <w:del w:id="64" w:author="Bruno Galati" w:date="2026-05-04T09:44:00Z" w16du:dateUtc="2026-05-04T07:44:00Z">
+      <w:del w:id="64" w:author="John Doe" w:date="2026-05-04T09:44:00Z" w16du:dateUtc="2026-05-04T07:44:00Z">
         <w:r>
           <w:rPr>
             <w:rFonts w:ascii="Arial" w:hAnsi="Arial" w:cs="Arial"/>
@@ -2638,7 +2638,7 @@
           <w:delText xml:space="preserve">procedures </w:delText>
         </w:r>
       </w:del>
-      <w:ins w:id="65" w:author="Bruno Galati" w:date="2026-05-04T09:44:00Z" w16du:dateUtc="2026-05-04T07:44:00Z">
+      <w:ins w:id="65" w:author="John Doe" w:date="2026-05-04T09:44:00Z" w16du:dateUtc="2026-05-04T07:44:00Z">
         <w:r>
           <w:rPr>
             <w:rFonts w:ascii="Arial" w:hAnsi="Arial" w:cs="Arial"/>
@@ -2715,7 +2715,7 @@
         </w:rPr>
         <w:t xml:space="preserve">Change in Trial </w:t>
       </w:r>
-      <w:del w:id="66" w:author="Bruno Galati" w:date="2026-05-04T09:44:00Z" w16du:dateUtc="2026-05-04T07:44:00Z">
+      <w:del w:id="66" w:author="John Doe" w:date="2026-05-04T09:44:00Z" w16du:dateUtc="2026-05-04T07:44:00Z">
         <w:r>
           <w:rPr>
             <w:rFonts w:ascii="Arial" w:hAnsi="Arial" w:cs="Arial"/>
@@ -2726,7 +2726,7 @@
           <w:delText>design</w:delText>
         </w:r>
       </w:del>
-      <w:ins w:id="67" w:author="Bruno Galati" w:date="2026-05-04T09:44:00Z" w16du:dateUtc="2026-05-04T07:44:00Z">
+      <w:ins w:id="67" w:author="John Doe" w:date="2026-05-04T09:44:00Z" w16du:dateUtc="2026-05-04T07:44:00Z">
         <w:r>
           <w:rPr>
             <w:rFonts w:ascii="Arial" w:hAnsi="Arial" w:cs="Arial"/>
@@ -3248,7 +3248,7 @@
         </w:rPr>
         <w:t xml:space="preserve"> corporate </w:t>
       </w:r>
-      <w:del w:id="68" w:author="Bruno Galati" w:date="2026-05-04T09:45:00Z" w16du:dateUtc="2026-05-04T07:45:00Z">
+      <w:del w:id="68" w:author="John Doe" w:date="2026-05-04T09:45:00Z" w16du:dateUtc="2026-05-04T07:45:00Z">
         <w:r>
           <w:rPr>
             <w:rFonts w:ascii="Arial" w:hAnsi="Arial" w:cs="Arial"/>
@@ -3259,7 +3259,7 @@
           <w:delText xml:space="preserve">address </w:delText>
         </w:r>
       </w:del>
-      <w:ins w:id="69" w:author="Bruno Galati" w:date="2026-05-04T09:45:00Z" w16du:dateUtc="2026-05-04T07:45:00Z">
+      <w:ins w:id="69" w:author="John Doe" w:date="2026-05-04T09:45:00Z" w16du:dateUtc="2026-05-04T07:45:00Z">
         <w:r>
           <w:rPr>
             <w:rFonts w:ascii="Arial" w:hAnsi="Arial" w:cs="Arial"/>
@@ -3490,7 +3490,7 @@
         </w:rPr>
         <w:tab/>
       </w:r>
-      <w:del w:id="70" w:author="Bruno Galati" w:date="2026-05-04T09:45:00Z" w16du:dateUtc="2026-05-04T07:45:00Z">
+      <w:del w:id="70" w:author="John Doe" w:date="2026-05-04T09:45:00Z" w16du:dateUtc="2026-05-04T07:45:00Z">
         <w:r>
           <w:rPr>
             <w:rFonts w:ascii="Arial" w:hAnsi="Arial" w:cs="Arial"/>
@@ -3503,7 +3503,7 @@
           <w:delText xml:space="preserve">ICON’s </w:delText>
         </w:r>
       </w:del>
-      <w:ins w:id="71" w:author="Bruno Galati" w:date="2026-05-04T09:45:00Z" w16du:dateUtc="2026-05-04T07:45:00Z">
+      <w:ins w:id="71" w:author="John Doe" w:date="2026-05-04T09:45:00Z" w16du:dateUtc="2026-05-04T07:45:00Z">
         <w:r>
           <w:rPr>
             <w:rFonts w:ascii="Arial" w:hAnsi="Arial" w:cs="Arial"/>
@@ -3538,7 +3538,7 @@
         </w:rPr>
         <w:t xml:space="preserve">client, </w:t>
       </w:r>
-      <w:del w:id="72" w:author="Bruno Galati" w:date="2026-05-04T09:45:00Z" w16du:dateUtc="2026-05-04T07:45:00Z">
+      <w:del w:id="72" w:author="John Doe" w:date="2026-05-04T09:45:00Z" w16du:dateUtc="2026-05-04T07:45:00Z">
         <w:r>
           <w:rPr>
             <w:rFonts w:ascii="Arial" w:hAnsi="Arial" w:cs="Arial"/>
@@ -3584,7 +3584,7 @@
           <w:delText>75015</w:delText>
         </w:r>
       </w:del>
-      <w:ins w:id="73" w:author="Bruno Galati" w:date="2026-05-04T09:45:00Z" w16du:dateUtc="2026-05-04T07:45:00Z">
+      <w:ins w:id="73" w:author="John Doe" w:date="2026-05-04T09:45:00Z" w16du:dateUtc="2026-05-04T07:45:00Z">
         <w:r>
           <w:rPr>
             <w:rFonts w:ascii="Arial" w:hAnsi="Arial" w:cs="Arial"/>
@@ -3608,7 +3608,7 @@
         </w:rPr>
         <w:t xml:space="preserve"> </w:t>
       </w:r>
-      <w:del w:id="74" w:author="Bruno Galati" w:date="2026-05-04T09:45:00Z" w16du:dateUtc="2026-05-04T07:45:00Z">
+      <w:del w:id="74" w:author="John Doe" w:date="2026-05-04T09:45:00Z" w16du:dateUtc="2026-05-04T07:45:00Z">
         <w:r>
           <w:rPr>
             <w:rFonts w:ascii="Arial" w:hAnsi="Arial" w:cs="Arial"/>
@@ -3621,7 +3621,7 @@
           <w:delText>Paris</w:delText>
         </w:r>
       </w:del>
-      <w:ins w:id="75" w:author="Bruno Galati" w:date="2026-05-04T09:45:00Z" w16du:dateUtc="2026-05-04T07:45:00Z">
+      <w:ins w:id="75" w:author="John Doe" w:date="2026-05-04T09:45:00Z" w16du:dateUtc="2026-05-04T07:45:00Z">
         <w:r>
           <w:rPr>
             <w:rFonts w:ascii="Arial" w:hAnsi="Arial" w:cs="Arial"/>
@@ -3645,7 +3645,7 @@
         </w:rPr>
         <w:t xml:space="preserve">, </w:t>
       </w:r>
-      <w:del w:id="76" w:author="Bruno Galati" w:date="2026-05-04T09:45:00Z" w16du:dateUtc="2026-05-04T07:45:00Z">
+      <w:del w:id="76" w:author="John Doe" w:date="2026-05-04T09:45:00Z" w16du:dateUtc="2026-05-04T07:45:00Z">
         <w:r>
           <w:rPr>
             <w:rFonts w:ascii="Arial" w:hAnsi="Arial" w:cs="Arial"/>
@@ -3669,7 +3669,7 @@
           <w:delText xml:space="preserve"> </w:delText>
         </w:r>
       </w:del>
-      <w:ins w:id="77" w:author="Bruno Galati" w:date="2026-05-04T09:45:00Z" w16du:dateUtc="2026-05-04T07:45:00Z">
+      <w:ins w:id="77" w:author="John Doe" w:date="2026-05-04T09:45:00Z" w16du:dateUtc="2026-05-04T07:45:00Z">
         <w:r>
           <w:rPr>
             <w:rFonts w:ascii="Arial" w:hAnsi="Arial" w:cs="Arial"/>
@@ -3727,7 +3727,7 @@
         </w:rPr>
         <w:t xml:space="preserve">”) is developing an investigational product called </w:t>
       </w:r>
-      <w:del w:id="78" w:author="Bruno Galati" w:date="2026-05-04T09:45:00Z" w16du:dateUtc="2026-05-04T07:45:00Z">
+      <w:del w:id="78" w:author="John Doe" w:date="2026-05-04T09:45:00Z" w16du:dateUtc="2026-05-04T07:45:00Z">
         <w:r>
           <w:rPr>
             <w:rFonts w:ascii="Arial" w:hAnsi="Arial" w:cs="Arial"/>
@@ -3740,7 +3740,7 @@
           <w:delText xml:space="preserve">IPN10200 </w:delText>
         </w:r>
       </w:del>
-      <w:ins w:id="79" w:author="Bruno Galati" w:date="2026-05-04T09:45:00Z" w16du:dateUtc="2026-05-04T07:45:00Z">
+      <w:ins w:id="79" w:author="John Doe" w:date="2026-05-04T09:45:00Z" w16du:dateUtc="2026-05-04T07:45:00Z">
         <w:r>
           <w:rPr>
             <w:rFonts w:ascii="Arial" w:hAnsi="Arial" w:cs="Arial"/>
@@ -3775,7 +3775,7 @@
         </w:rPr>
         <w:t>(hereinafter called the “</w:t>
       </w:r>
-      <w:del w:id="80" w:author="Bruno Galati" w:date="2026-05-04T09:45:00Z" w16du:dateUtc="2026-05-04T07:45:00Z">
+      <w:del w:id="80" w:author="John Doe" w:date="2026-05-04T09:45:00Z" w16du:dateUtc="2026-05-04T07:45:00Z">
         <w:r>
           <w:rPr>
             <w:rFonts w:ascii="Arial" w:hAnsi="Arial" w:cs="Arial"/>
@@ -3789,7 +3789,7 @@
           <w:delText xml:space="preserve">Investigational </w:delText>
         </w:r>
       </w:del>
-      <w:ins w:id="81" w:author="Bruno Galati" w:date="2026-05-04T09:45:00Z" w16du:dateUtc="2026-05-04T07:45:00Z">
+      <w:ins w:id="81" w:author="John Doe" w:date="2026-05-04T09:45:00Z" w16du:dateUtc="2026-05-04T07:45:00Z">
         <w:r>
           <w:rPr>
             <w:rFonts w:ascii="Arial" w:hAnsi="Arial" w:cs="Arial"/>
@@ -3838,7 +3838,7 @@
         </w:rPr>
         <w:t xml:space="preserve">”) for use in patients with </w:t>
       </w:r>
-      <w:del w:id="82" w:author="Bruno Galati" w:date="2026-05-04T09:45:00Z" w16du:dateUtc="2026-05-04T07:45:00Z">
+      <w:del w:id="82" w:author="John Doe" w:date="2026-05-04T09:45:00Z" w16du:dateUtc="2026-05-04T07:45:00Z">
         <w:r>
           <w:rPr>
             <w:rFonts w:ascii="Arial" w:hAnsi="Arial" w:cs="Arial"/>
@@ -3851,7 +3851,7 @@
           <w:delText xml:space="preserve">moderate </w:delText>
         </w:r>
       </w:del>
-      <w:ins w:id="83" w:author="Bruno Galati" w:date="2026-05-04T09:45:00Z" w16du:dateUtc="2026-05-04T07:45:00Z">
+      <w:ins w:id="83" w:author="John Doe" w:date="2026-05-04T09:45:00Z" w16du:dateUtc="2026-05-04T07:45:00Z">
         <w:r>
           <w:rPr>
             <w:rFonts w:ascii="Arial" w:hAnsi="Arial" w:cs="Arial"/>
@@ -3898,7 +3898,7 @@
         </w:rPr>
         <w:t xml:space="preserve">Study </w:t>
       </w:r>
-      <w:del w:id="84" w:author="Bruno Galati" w:date="2026-05-04T09:45:00Z" w16du:dateUtc="2026-05-04T07:45:00Z">
+      <w:del w:id="84" w:author="John Doe" w:date="2026-05-04T09:45:00Z" w16du:dateUtc="2026-05-04T07:45:00Z">
         <w:r>
           <w:rPr>
             <w:rFonts w:ascii="Arial" w:hAnsi="Arial" w:cs="Arial"/>
@@ -3912,7 +3912,7 @@
           <w:delText>Indication</w:delText>
         </w:r>
       </w:del>
-      <w:ins w:id="85" w:author="Bruno Galati" w:date="2026-05-04T09:45:00Z" w16du:dateUtc="2026-05-04T07:45:00Z">
+      <w:ins w:id="85" w:author="John Doe" w:date="2026-05-04T09:45:00Z" w16du:dateUtc="2026-05-04T07:45:00Z">
         <w:r>
           <w:rPr>
             <w:rFonts w:ascii="Arial" w:hAnsi="Arial" w:cs="Arial"/>
@@ -3948,7 +3948,7 @@
         </w:rPr>
         <w:t xml:space="preserve">and the Sponsor has retained </w:t>
       </w:r>
-      <w:del w:id="86" w:author="Bruno Galati" w:date="2026-05-04T09:45:00Z" w16du:dateUtc="2026-05-04T07:45:00Z">
+      <w:del w:id="86" w:author="John Doe" w:date="2026-05-04T09:45:00Z" w16du:dateUtc="2026-05-04T07:45:00Z">
         <w:r>
           <w:rPr>
             <w:rFonts w:ascii="Arial" w:hAnsi="Arial" w:cs="Arial"/>
@@ -3961,7 +3961,7 @@
           <w:delText xml:space="preserve">ICON </w:delText>
         </w:r>
       </w:del>
-      <w:ins w:id="87" w:author="Bruno Galati" w:date="2026-05-04T09:45:00Z" w16du:dateUtc="2026-05-04T07:45:00Z">
+      <w:ins w:id="87" w:author="John Doe" w:date="2026-05-04T09:45:00Z" w16du:dateUtc="2026-05-04T07:45:00Z">
         <w:r>
           <w:rPr>
             <w:rFonts w:ascii="Arial" w:hAnsi="Arial" w:cs="Arial"/>
@@ -4074,7 +4074,7 @@
         </w:rPr>
         <w:t xml:space="preserve"> of </w:t>
       </w:r>
-      <w:del w:id="88" w:author="Bruno Galati" w:date="2026-05-04T09:45:00Z" w16du:dateUtc="2026-05-04T07:45:00Z">
+      <w:del w:id="88" w:author="John Doe" w:date="2026-05-04T09:45:00Z" w16du:dateUtc="2026-05-04T07:45:00Z">
         <w:r>
           <w:rPr>
             <w:rFonts w:ascii="Arial" w:hAnsi="Arial" w:cs="Arial"/>
@@ -4085,7 +4085,7 @@
           <w:delText xml:space="preserve">April </w:delText>
         </w:r>
       </w:del>
-      <w:ins w:id="89" w:author="Bruno Galati" w:date="2026-05-04T09:45:00Z" w16du:dateUtc="2026-05-04T07:45:00Z">
+      <w:ins w:id="89" w:author="John Doe" w:date="2026-05-04T09:45:00Z" w16du:dateUtc="2026-05-04T07:45:00Z">
         <w:r>
           <w:rPr>
             <w:rFonts w:ascii="Arial" w:hAnsi="Arial" w:cs="Arial"/>
@@ -4114,7 +4114,7 @@
         </w:rPr>
         <w:t xml:space="preserve">1st, </w:t>
       </w:r>
-      <w:del w:id="90" w:author="Bruno Galati" w:date="2026-05-04T09:45:00Z" w16du:dateUtc="2026-05-04T07:45:00Z">
+      <w:del w:id="90" w:author="John Doe" w:date="2026-05-04T09:45:00Z" w16du:dateUtc="2026-05-04T07:45:00Z">
         <w:r>
           <w:rPr>
             <w:rFonts w:ascii="Arial" w:hAnsi="Arial" w:cs="Arial"/>
@@ -4125,7 +4125,7 @@
           <w:delText>2025</w:delText>
         </w:r>
       </w:del>
-      <w:ins w:id="91" w:author="Bruno Galati" w:date="2026-05-04T09:45:00Z" w16du:dateUtc="2026-05-04T07:45:00Z">
+      <w:ins w:id="91" w:author="John Doe" w:date="2026-05-04T09:45:00Z" w16du:dateUtc="2026-05-04T07:45:00Z">
         <w:r>
           <w:rPr>
             <w:rFonts w:ascii="Arial" w:hAnsi="Arial" w:cs="Arial"/>
@@ -4182,7 +4182,7 @@
         </w:rPr>
         <w:t>agree</w:t>
       </w:r>
-      <w:ins w:id="92" w:author="Bruno Galati" w:date="2026-05-04T09:45:00Z" w16du:dateUtc="2026-05-04T07:45:00Z">
+      <w:ins w:id="92" w:author="John Doe" w:date="2026-05-04T09:45:00Z" w16du:dateUtc="2026-05-04T07:45:00Z">
         <w:r>
           <w:rPr>
             <w:rFonts w:ascii="Arial" w:hAnsi="Arial" w:cs="Arial"/>
@@ -4243,7 +4243,7 @@
         </w:rPr>
         <w:t xml:space="preserve"> Data </w:t>
       </w:r>
-      <w:del w:id="93" w:author="Bruno Galati" w:date="2026-05-04T09:45:00Z" w16du:dateUtc="2026-05-04T07:45:00Z">
+      <w:del w:id="93" w:author="John Doe" w:date="2026-05-04T09:45:00Z" w16du:dateUtc="2026-05-04T07:45:00Z">
         <w:r>
           <w:rPr>
             <w:rFonts w:ascii="Arial" w:hAnsi="Arial" w:cs="Arial"/>
@@ -4254,7 +4254,7 @@
           <w:delText xml:space="preserve">Protection </w:delText>
         </w:r>
       </w:del>
-      <w:ins w:id="94" w:author="Bruno Galati" w:date="2026-05-04T09:45:00Z" w16du:dateUtc="2026-05-04T07:45:00Z">
+      <w:ins w:id="94" w:author="John Doe" w:date="2026-05-04T09:45:00Z" w16du:dateUtc="2026-05-04T07:45:00Z">
         <w:r>
           <w:rPr>
             <w:rFonts w:ascii="Arial" w:hAnsi="Arial" w:cs="Arial"/>
@@ -4394,7 +4394,7 @@
         </w:rPr>
         <w:t xml:space="preserve"> </w:t>
       </w:r>
-      <w:del w:id="95" w:author="Bruno Galati" w:date="2026-05-04T09:45:00Z" w16du:dateUtc="2026-05-04T07:45:00Z">
+      <w:del w:id="95" w:author="John Doe" w:date="2026-05-04T09:45:00Z" w16du:dateUtc="2026-05-04T07:45:00Z">
         <w:r>
           <w:rPr>
             <w:rFonts w:ascii="Arial" w:hAnsi="Arial" w:cs="Arial"/>
@@ -4405,7 +4405,7 @@
           <w:delText xml:space="preserve">Appendix </w:delText>
         </w:r>
       </w:del>
-      <w:ins w:id="96" w:author="Bruno Galati" w:date="2026-05-04T09:45:00Z" w16du:dateUtc="2026-05-04T07:45:00Z">
+      <w:ins w:id="96" w:author="John Doe" w:date="2026-05-04T09:45:00Z" w16du:dateUtc="2026-05-04T07:45:00Z">
         <w:r>
           <w:rPr>
             <w:rFonts w:ascii="Arial" w:hAnsi="Arial" w:cs="Arial"/>
@@ -4950,7 +4950,7 @@
                 <w:sz w:val="20"/>
               </w:rPr>
             </w:pPr>
-            <w:del w:id="97" w:author="Bruno Galati" w:date="2026-05-04T09:46:00Z" w16du:dateUtc="2026-05-04T07:46:00Z">
+            <w:del w:id="97" w:author="John Doe" w:date="2026-05-04T09:46:00Z" w16du:dateUtc="2026-05-04T07:46:00Z">
               <w:r>
                 <w:rPr>
                   <w:rFonts w:cs="Arial"/>
@@ -4959,7 +4959,7 @@
                 <w:delText xml:space="preserve">Marion </w:delText>
               </w:r>
             </w:del>
-            <w:ins w:id="98" w:author="Bruno Galati" w:date="2026-05-04T09:46:00Z" w16du:dateUtc="2026-05-04T07:46:00Z">
+            <w:ins w:id="98" w:author="John Doe" w:date="2026-05-04T09:46:00Z" w16du:dateUtc="2026-05-04T07:46:00Z">
               <w:r>
                 <w:rPr>
                   <w:rFonts w:cs="Arial"/>
@@ -4975,7 +4975,7 @@
                 <w:t xml:space="preserve"> </w:t>
               </w:r>
             </w:ins>
-            <w:del w:id="99" w:author="Bruno Galati" w:date="2026-05-04T09:46:00Z" w16du:dateUtc="2026-05-04T07:46:00Z">
+            <w:del w:id="99" w:author="John Doe" w:date="2026-05-04T09:46:00Z" w16du:dateUtc="2026-05-04T07:46:00Z">
               <w:r>
                 <w:rPr>
                   <w:rFonts w:cs="Arial"/>
@@ -4985,7 +4985,7 @@
               </w:r>
             </w:del>
             <w:proofErr w:type="spellStart"/>
-            <w:ins w:id="100" w:author="Bruno Galati" w:date="2026-05-04T09:46:00Z" w16du:dateUtc="2026-05-04T07:46:00Z">
+            <w:ins w:id="100" w:author="John Doe" w:date="2026-05-04T09:46:00Z" w16du:dateUtc="2026-05-04T07:46:00Z">
               <w:r>
                 <w:rPr>
                   <w:rFonts w:cs="Arial"/>
@@ -5029,7 +5029,7 @@
               </w:rPr>
               <w:t xml:space="preserve"> </w:t>
             </w:r>
-            <w:del w:id="101" w:author="Bruno Galati" w:date="2026-05-04T09:46:00Z" w16du:dateUtc="2026-05-04T07:46:00Z">
+            <w:del w:id="101" w:author="John Doe" w:date="2026-05-04T09:46:00Z" w16du:dateUtc="2026-05-04T07:46:00Z">
               <w:r>
                 <w:rPr>
                   <w:rFonts w:cs="Arial"/>
@@ -5038,7 +5038,7 @@
                 <w:delText>Balard</w:delText>
               </w:r>
             </w:del>
-            <w:ins w:id="102" w:author="Bruno Galati" w:date="2026-05-04T09:46:00Z" w16du:dateUtc="2026-05-04T07:46:00Z">
+            <w:ins w:id="102" w:author="John Doe" w:date="2026-05-04T09:46:00Z" w16du:dateUtc="2026-05-04T07:46:00Z">
               <w:r>
                 <w:rPr>
                   <w:rFonts w:cs="Arial"/>
@@ -5069,7 +5069,7 @@
               </w:rPr>
               <w:t>Par</w:t>
             </w:r>
-            <w:del w:id="103" w:author="Bruno Galati" w:date="2026-05-04T09:46:00Z" w16du:dateUtc="2026-05-04T07:46:00Z">
+            <w:del w:id="103" w:author="John Doe" w:date="2026-05-04T09:46:00Z" w16du:dateUtc="2026-05-04T07:46:00Z">
               <w:r>
                 <w:rPr>
                   <w:rFonts w:cs="Arial"/>
@@ -5085,7 +5085,7 @@
                 <w:delText>, France</w:delText>
               </w:r>
             </w:del>
-            <w:ins w:id="104" w:author="Bruno Galati" w:date="2026-05-04T09:46:00Z" w16du:dateUtc="2026-05-04T07:46:00Z">
+            <w:ins w:id="104" w:author="John Doe" w:date="2026-05-04T09:46:00Z" w16du:dateUtc="2026-05-04T07:46:00Z">
               <w:r>
                 <w:rPr>
                   <w:rFonts w:cs="Arial"/>
@@ -5119,12 +5119,12 @@
                 <w:sz w:val="20"/>
               </w:rPr>
             </w:pPr>
-            <w:del w:id="105" w:author="Bruno Galati" w:date="2026-05-04T09:45:00Z" w16du:dateUtc="2026-05-04T07:45:00Z">
+            <w:del w:id="105" w:author="John Doe" w:date="2026-05-04T09:45:00Z" w16du:dateUtc="2026-05-04T07:45:00Z">
               <w:r>
                 <w:fldChar w:fldCharType="begin"/>
               </w:r>
               <w:r>
-                <w:delInstrText>HYPERLINK "file:///C:\\Users\\tet28941\\AppData\\Local\\Microsoft\\Windows\\Temporary%20Internet%20Files\\Content.Outlook\\FHFZ3SM6\\dataprivacy@ipsen.com"</w:delInstrText>
+                <w:delInstrText>HYPERLINK "file:///C:\\Users\\user\\AppData\\Local\\Microsoft\\Windows\\Temporary%20Internet%20Files\\Content.Outlook\\FHFZ3SM6\\dataprivacy@example.com"</w:delInstrText>
               </w:r>
               <w:r>
                 <w:fldChar w:fldCharType="separate"/>
@@ -5135,18 +5135,18 @@
                   <w:rFonts w:cs="Arial"/>
                   <w:sz w:val="20"/>
                 </w:rPr>
-                <w:delText>dataprivacy@ipsen.com</w:delText>
+                <w:delText>dataprivacy@example.com</w:delText>
               </w:r>
               <w:r>
                 <w:fldChar w:fldCharType="end"/>
               </w:r>
             </w:del>
-            <w:ins w:id="106" w:author="Bruno Galati" w:date="2026-05-04T09:45:00Z" w16du:dateUtc="2026-05-04T07:45:00Z">
+            <w:ins w:id="106" w:author="John Doe" w:date="2026-05-04T09:45:00Z" w16du:dateUtc="2026-05-04T07:45:00Z">
               <w:r>
                 <w:fldChar w:fldCharType="begin"/>
               </w:r>
               <w:r>
-                <w:instrText>HYPERLINK "file:///C:\\Users\\tet28941\\AppData\\Local\\Microsoft\\Windows\\Temporary%20Internet%20Files\\Content.Outlook\\FHFZ3SM6\\dataprivacy@ipsen.com"</w:instrText>
+                <w:instrText>HYPERLINK "file:///C:\\Users\\user\\AppData\\Local\\Microsoft\\Windows\\Temporary%20Internet%20Files\\Content.Outlook\\FHFZ3SM6\\dataprivacy@example.com"</w:instrText>
               </w:r>
               <w:r>
                 <w:fldChar w:fldCharType="separate"/>
@@ -5373,7 +5373,7 @@
                 <w:lang w:val="de-DE"/>
               </w:rPr>
             </w:pPr>
-            <w:del w:id="107" w:author="Bruno Galati" w:date="2026-05-04T09:46:00Z" w16du:dateUtc="2026-05-04T07:46:00Z">
+            <w:del w:id="107" w:author="John Doe" w:date="2026-05-04T09:46:00Z" w16du:dateUtc="2026-05-04T07:46:00Z">
               <w:r>
                 <w:rPr>
                   <w:rFonts w:ascii="Arial" w:hAnsi="Arial" w:cs="Arial"/>
@@ -5383,7 +5383,7 @@
                 <w:delText xml:space="preserve">Sebastian </w:delText>
               </w:r>
             </w:del>
-            <w:ins w:id="108" w:author="Bruno Galati" w:date="2026-05-04T09:46:00Z" w16du:dateUtc="2026-05-04T07:46:00Z">
+            <w:ins w:id="108" w:author="John Doe" w:date="2026-05-04T09:46:00Z" w16du:dateUtc="2026-05-04T07:46:00Z">
               <w:r>
                 <w:rPr>
                   <w:rFonts w:ascii="Arial" w:hAnsi="Arial" w:cs="Arial"/>
@@ -5422,7 +5422,7 @@
                 <w:lang w:val="de-DE"/>
               </w:rPr>
             </w:pPr>
-            <w:del w:id="109" w:author="Bruno Galati" w:date="2026-05-04T09:46:00Z" w16du:dateUtc="2026-05-04T07:46:00Z">
+            <w:del w:id="109" w:author="John Doe" w:date="2026-05-04T09:46:00Z" w16du:dateUtc="2026-05-04T07:46:00Z">
               <w:r>
                 <w:rPr>
                   <w:rFonts w:ascii="Arial" w:hAnsi="Arial" w:cs="Arial"/>
@@ -5432,7 +5432,7 @@
                 <w:delText>Grünstr</w:delText>
               </w:r>
             </w:del>
-            <w:ins w:id="110" w:author="Bruno Galati" w:date="2026-05-04T09:46:00Z" w16du:dateUtc="2026-05-04T07:46:00Z">
+            <w:ins w:id="110" w:author="John Doe" w:date="2026-05-04T09:46:00Z" w16du:dateUtc="2026-05-04T07:46:00Z">
               <w:r>
                 <w:rPr>
                   <w:rFonts w:ascii="Arial" w:hAnsi="Arial" w:cs="Arial"/>
@@ -5450,7 +5450,7 @@
               </w:rPr>
               <w:t xml:space="preserve">. 6, 40212 </w:t>
             </w:r>
-            <w:del w:id="111" w:author="Bruno Galati" w:date="2026-05-04T09:46:00Z" w16du:dateUtc="2026-05-04T07:46:00Z">
+            <w:del w:id="111" w:author="John Doe" w:date="2026-05-04T09:46:00Z" w16du:dateUtc="2026-05-04T07:46:00Z">
               <w:r>
                 <w:rPr>
                   <w:rFonts w:ascii="Arial" w:hAnsi="Arial" w:cs="Arial"/>
@@ -5460,7 +5460,7 @@
                 <w:delText>Düsseldorf</w:delText>
               </w:r>
             </w:del>
-            <w:ins w:id="112" w:author="Bruno Galati" w:date="2026-05-04T09:46:00Z" w16du:dateUtc="2026-05-04T07:46:00Z">
+            <w:ins w:id="112" w:author="John Doe" w:date="2026-05-04T09:46:00Z" w16du:dateUtc="2026-05-04T07:46:00Z">
               <w:r>
                 <w:rPr>
                   <w:rFonts w:ascii="Arial" w:hAnsi="Arial" w:cs="Arial"/>
@@ -5544,7 +5544,7 @@
               </w:rPr>
               <w:t xml:space="preserve"> / E-Mail-Adresse: </w:t>
             </w:r>
-            <w:del w:id="113" w:author="Bruno Galati" w:date="2026-05-04T09:46:00Z" w16du:dateUtc="2026-05-04T07:46:00Z">
+            <w:del w:id="113" w:author="John Doe" w:date="2026-05-04T09:46:00Z" w16du:dateUtc="2026-05-04T07:46:00Z">
               <w:r>
                 <w:rPr>
                   <w:rFonts w:ascii="Arial" w:hAnsi="Arial" w:cs="Arial"/>
@@ -5554,7 +5554,7 @@
                 <w:delText>rinn@dr-hilton</w:delText>
               </w:r>
             </w:del>
-            <w:ins w:id="114" w:author="Bruno Galati" w:date="2026-05-04T09:46:00Z" w16du:dateUtc="2026-05-04T07:46:00Z">
+            <w:ins w:id="114" w:author="John Doe" w:date="2026-05-04T09:46:00Z" w16du:dateUtc="2026-05-04T07:46:00Z">
               <w:r>
                 <w:rPr>
                   <w:rFonts w:ascii="Arial" w:hAnsi="Arial" w:cs="Arial"/>
@@ -5978,7 +5978,7 @@
         </w:rPr>
         <w:t xml:space="preserve"> in </w:t>
       </w:r>
-      <w:del w:id="115" w:author="Bruno Galati" w:date="2026-05-04T09:46:00Z" w16du:dateUtc="2026-05-04T07:46:00Z">
+      <w:del w:id="115" w:author="John Doe" w:date="2026-05-04T09:46:00Z" w16du:dateUtc="2026-05-04T07:46:00Z">
         <w:r>
           <w:rPr>
             <w:rFonts w:ascii="Arial" w:hAnsi="Arial" w:cs="Arial"/>
@@ -5988,7 +5988,7 @@
           <w:delText>LANTIC</w:delText>
         </w:r>
       </w:del>
-      <w:ins w:id="116" w:author="Bruno Galati" w:date="2026-05-04T09:46:00Z" w16du:dateUtc="2026-05-04T07:46:00Z">
+      <w:ins w:id="116" w:author="John Doe" w:date="2026-05-04T09:46:00Z" w16du:dateUtc="2026-05-04T07:46:00Z">
         <w:r>
           <w:rPr>
             <w:rFonts w:ascii="Arial" w:hAnsi="Arial" w:cs="Arial"/>
@@ -6087,7 +6087,7 @@
         </w:rPr>
         <w:t>Amen</w:t>
       </w:r>
-      <w:ins w:id="117" w:author="Bruno Galati" w:date="2026-05-04T09:46:00Z" w16du:dateUtc="2026-05-04T07:46:00Z">
+      <w:ins w:id="117" w:author="John Doe" w:date="2026-05-04T09:46:00Z" w16du:dateUtc="2026-05-04T07:46:00Z">
         <w:r>
           <w:rPr>
             <w:rFonts w:ascii="Arial" w:hAnsi="Arial" w:cs="Arial"/>
@@ -6132,7 +6132,7 @@
         </w:rPr>
         <w:t xml:space="preserve"> </w:t>
       </w:r>
-      <w:del w:id="118" w:author="Bruno Galati" w:date="2026-05-04T09:46:00Z" w16du:dateUtc="2026-05-04T07:46:00Z">
+      <w:del w:id="118" w:author="John Doe" w:date="2026-05-04T09:46:00Z" w16du:dateUtc="2026-05-04T07:46:00Z">
         <w:r>
           <w:rPr>
             <w:rFonts w:ascii="Arial" w:hAnsi="Arial" w:cs="Arial"/>
@@ -6142,7 +6142,7 @@
           <w:delText xml:space="preserve">Attachment </w:delText>
         </w:r>
       </w:del>
-      <w:ins w:id="119" w:author="Bruno Galati" w:date="2026-05-04T09:46:00Z" w16du:dateUtc="2026-05-04T07:46:00Z">
+      <w:ins w:id="119" w:author="John Doe" w:date="2026-05-04T09:46:00Z" w16du:dateUtc="2026-05-04T07:46:00Z">
         <w:r>
           <w:rPr>
             <w:rFonts w:ascii="Arial" w:hAnsi="Arial" w:cs="Arial"/>
@@ -6320,7 +6320,7 @@
         <w:lastRenderedPageBreak/>
         <w:t xml:space="preserve">IN WITNESS </w:t>
       </w:r>
-      <w:del w:id="120" w:author="Bruno Galati" w:date="2026-05-04T09:46:00Z" w16du:dateUtc="2026-05-04T07:46:00Z">
+      <w:del w:id="120" w:author="John Doe" w:date="2026-05-04T09:46:00Z" w16du:dateUtc="2026-05-04T07:46:00Z">
         <w:r>
           <w:rPr>
             <w:rFonts w:ascii="Arial" w:hAnsi="Arial" w:cs="Arial"/>
@@ -6331,7 +6331,7 @@
           <w:delText>WHEREOF</w:delText>
         </w:r>
       </w:del>
-      <w:ins w:id="121" w:author="Bruno Galati" w:date="2026-05-04T09:46:00Z" w16du:dateUtc="2026-05-04T07:46:00Z">
+      <w:ins w:id="121" w:author="John Doe" w:date="2026-05-04T09:46:00Z" w16du:dateUtc="2026-05-04T07:46:00Z">
         <w:r>
           <w:rPr>
             <w:rFonts w:ascii="Arial" w:hAnsi="Arial" w:cs="Arial"/>
@@ -6430,7 +6430,7 @@
           <w:szCs w:val="22"/>
         </w:rPr>
       </w:pPr>
-      <w:del w:id="122" w:author="Bruno Galati" w:date="2026-05-04T09:46:00Z" w16du:dateUtc="2026-05-04T07:46:00Z">
+      <w:del w:id="122" w:author="John Doe" w:date="2026-05-04T09:46:00Z" w16du:dateUtc="2026-05-04T07:46:00Z">
         <w:r>
           <w:rPr>
             <w:rFonts w:ascii="Arial" w:hAnsi="Arial" w:cs="Arial"/>
@@ -6443,7 +6443,7 @@
           <w:delText xml:space="preserve">ICON </w:delText>
         </w:r>
       </w:del>
-      <w:ins w:id="123" w:author="Bruno Galati" w:date="2026-05-04T09:46:00Z" w16du:dateUtc="2026-05-04T07:46:00Z">
+      <w:ins w:id="123" w:author="John Doe" w:date="2026-05-04T09:46:00Z" w16du:dateUtc="2026-05-04T07:46:00Z">
         <w:r>
           <w:rPr>
             <w:rFonts w:ascii="Arial" w:hAnsi="Arial" w:cs="Arial"/>
@@ -6456,7 +6456,7 @@
           <w:t>XXXXXXXX XXXXXX</w:t>
         </w:r>
       </w:ins>
-      <w:del w:id="124" w:author="Bruno Galati" w:date="2026-05-04T09:46:00Z" w16du:dateUtc="2026-05-04T07:46:00Z">
+      <w:del w:id="124" w:author="John Doe" w:date="2026-05-04T09:46:00Z" w16du:dateUtc="2026-05-04T07:46:00Z">
         <w:r>
           <w:rPr>
             <w:rFonts w:ascii="Arial" w:hAnsi="Arial" w:cs="Arial"/>
@@ -6594,7 +6594,7 @@
         </w:rPr>
         <w:t xml:space="preserve">Name: </w:t>
       </w:r>
-      <w:del w:id="125" w:author="Bruno Galati" w:date="2026-05-04T09:46:00Z" w16du:dateUtc="2026-05-04T07:46:00Z">
+      <w:del w:id="125" w:author="John Doe" w:date="2026-05-04T09:46:00Z" w16du:dateUtc="2026-05-04T07:46:00Z">
         <w:r>
           <w:rPr>
             <w:rFonts w:ascii="Arial" w:hAnsi="Arial" w:cs="Arial"/>
@@ -6605,7 +6605,7 @@
           <w:delText xml:space="preserve">Annika </w:delText>
         </w:r>
       </w:del>
-      <w:ins w:id="126" w:author="Bruno Galati" w:date="2026-05-04T09:46:00Z" w16du:dateUtc="2026-05-04T07:46:00Z">
+      <w:ins w:id="126" w:author="John Doe" w:date="2026-05-04T09:46:00Z" w16du:dateUtc="2026-05-04T07:46:00Z">
         <w:r>
           <w:rPr>
             <w:rFonts w:ascii="Arial" w:hAnsi="Arial" w:cs="Arial"/>
@@ -6625,7 +6625,7 @@
           <w:t xml:space="preserve"> </w:t>
         </w:r>
       </w:ins>
-      <w:del w:id="127" w:author="Bruno Galati" w:date="2026-05-04T09:46:00Z" w16du:dateUtc="2026-05-04T07:46:00Z">
+      <w:del w:id="127" w:author="John Doe" w:date="2026-05-04T09:46:00Z" w16du:dateUtc="2026-05-04T07:46:00Z">
         <w:r>
           <w:rPr>
             <w:rFonts w:ascii="Arial" w:hAnsi="Arial" w:cs="Arial"/>
@@ -6637,7 +6637,7 @@
         </w:r>
       </w:del>
       <w:proofErr w:type="spellStart"/>
-      <w:ins w:id="128" w:author="Bruno Galati" w:date="2026-05-04T09:46:00Z" w16du:dateUtc="2026-05-04T07:46:00Z">
+      <w:ins w:id="128" w:author="John Doe" w:date="2026-05-04T09:46:00Z" w16du:dateUtc="2026-05-04T07:46:00Z">
         <w:r>
           <w:rPr>
             <w:rFonts w:ascii="Arial" w:hAnsi="Arial" w:cs="Arial"/>
@@ -6693,7 +6693,7 @@
         </w:rPr>
         <w:t xml:space="preserve">Title: </w:t>
       </w:r>
-      <w:del w:id="129" w:author="Bruno Galati" w:date="2026-05-04T09:46:00Z" w16du:dateUtc="2026-05-04T07:46:00Z">
+      <w:del w:id="129" w:author="John Doe" w:date="2026-05-04T09:46:00Z" w16du:dateUtc="2026-05-04T07:46:00Z">
         <w:r>
           <w:rPr>
             <w:rFonts w:ascii="Arial" w:hAnsi="Arial" w:cs="Arial"/>
@@ -6704,7 +6704,7 @@
           <w:delText>Manager</w:delText>
         </w:r>
       </w:del>
-      <w:ins w:id="130" w:author="Bruno Galati" w:date="2026-05-04T09:46:00Z" w16du:dateUtc="2026-05-04T07:46:00Z">
+      <w:ins w:id="130" w:author="John Doe" w:date="2026-05-04T09:46:00Z" w16du:dateUtc="2026-05-04T07:46:00Z">
         <w:r>
           <w:rPr>
             <w:rFonts w:ascii="Arial" w:hAnsi="Arial" w:cs="Arial"/>
@@ -6724,7 +6724,7 @@
         </w:rPr>
         <w:t xml:space="preserve">, </w:t>
       </w:r>
-      <w:del w:id="131" w:author="Bruno Galati" w:date="2026-05-04T09:46:00Z" w16du:dateUtc="2026-05-04T07:46:00Z">
+      <w:del w:id="131" w:author="John Doe" w:date="2026-05-04T09:46:00Z" w16du:dateUtc="2026-05-04T07:46:00Z">
         <w:r>
           <w:rPr>
             <w:rFonts w:ascii="Arial" w:hAnsi="Arial" w:cs="Arial"/>
@@ -6735,7 +6735,7 @@
           <w:delText>Contracts</w:delText>
         </w:r>
       </w:del>
-      <w:ins w:id="132" w:author="Bruno Galati" w:date="2026-05-04T09:46:00Z" w16du:dateUtc="2026-05-04T07:46:00Z">
+      <w:ins w:id="132" w:author="John Doe" w:date="2026-05-04T09:46:00Z" w16du:dateUtc="2026-05-04T07:46:00Z">
         <w:r>
           <w:rPr>
             <w:rFonts w:ascii="Arial" w:hAnsi="Arial" w:cs="Arial"/>
@@ -6815,7 +6815,7 @@
           <w:highlight w:val="yellow"/>
         </w:rPr>
       </w:pPr>
-      <w:del w:id="133" w:author="Bruno Galati" w:date="2026-05-04T09:46:00Z" w16du:dateUtc="2026-05-04T07:46:00Z">
+      <w:del w:id="133" w:author="John Doe" w:date="2026-05-04T09:46:00Z" w16du:dateUtc="2026-05-04T07:46:00Z">
         <w:r>
           <w:rPr>
             <w:rFonts w:ascii="Arial" w:hAnsi="Arial" w:cs="Arial"/>
@@ -6827,7 +6827,7 @@
           <w:delText xml:space="preserve">Privatpraxis </w:delText>
         </w:r>
       </w:del>
-      <w:ins w:id="134" w:author="Bruno Galati" w:date="2026-05-04T09:46:00Z" w16du:dateUtc="2026-05-04T07:46:00Z">
+      <w:ins w:id="134" w:author="John Doe" w:date="2026-05-04T09:46:00Z" w16du:dateUtc="2026-05-04T07:46:00Z">
         <w:r>
           <w:rPr>
             <w:rFonts w:ascii="Arial" w:hAnsi="Arial" w:cs="Arial"/>
@@ -6859,7 +6859,7 @@
         </w:rPr>
         <w:t xml:space="preserve">Dr. </w:t>
       </w:r>
-      <w:del w:id="135" w:author="Bruno Galati" w:date="2026-05-04T09:46:00Z" w16du:dateUtc="2026-05-04T07:46:00Z">
+      <w:del w:id="135" w:author="John Doe" w:date="2026-05-04T09:46:00Z" w16du:dateUtc="2026-05-04T07:46:00Z">
         <w:r>
           <w:rPr>
             <w:rFonts w:ascii="Arial" w:hAnsi="Arial" w:cs="Arial"/>
@@ -6871,7 +6871,7 @@
           <w:delText xml:space="preserve">Hilton </w:delText>
         </w:r>
       </w:del>
-      <w:ins w:id="136" w:author="Bruno Galati" w:date="2026-05-04T09:46:00Z" w16du:dateUtc="2026-05-04T07:46:00Z">
+      <w:ins w:id="136" w:author="John Doe" w:date="2026-05-04T09:46:00Z" w16du:dateUtc="2026-05-04T07:46:00Z">
         <w:r>
           <w:rPr>
             <w:rFonts w:ascii="Arial" w:hAnsi="Arial" w:cs="Arial"/>
@@ -6903,7 +6903,7 @@
         </w:rPr>
         <w:t xml:space="preserve">&amp; </w:t>
       </w:r>
-      <w:del w:id="137" w:author="Bruno Galati" w:date="2026-05-04T09:46:00Z" w16du:dateUtc="2026-05-04T07:46:00Z">
+      <w:del w:id="137" w:author="John Doe" w:date="2026-05-04T09:46:00Z" w16du:dateUtc="2026-05-04T07:46:00Z">
         <w:r>
           <w:rPr>
             <w:rFonts w:ascii="Arial" w:hAnsi="Arial" w:cs="Arial"/>
@@ -6915,7 +6915,7 @@
           <w:delText>Partner</w:delText>
         </w:r>
       </w:del>
-      <w:ins w:id="138" w:author="Bruno Galati" w:date="2026-05-04T09:46:00Z" w16du:dateUtc="2026-05-04T07:46:00Z">
+      <w:ins w:id="138" w:author="John Doe" w:date="2026-05-04T09:46:00Z" w16du:dateUtc="2026-05-04T07:46:00Z">
         <w:r>
           <w:rPr>
             <w:rFonts w:ascii="Arial" w:hAnsi="Arial" w:cs="Arial"/>
@@ -7066,7 +7066,7 @@
           <w:szCs w:val="22"/>
           <w:u w:val="single"/>
           <w:lang w:val="es-ES"/>
-          <w:rPrChange w:id="139" w:author="Clara Bernardes" w:date="2025-05-19T12:27:00Z" w16du:dateUtc="2025-05-19T11:27:00Z">
+          <w:rPrChange w:id="139" w:author="Jane Roe" w:date="2025-05-19T12:27:00Z" w16du:dateUtc="2025-05-19T11:27:00Z">
             <w:rPr>
               <w:rFonts w:ascii="Arial" w:hAnsi="Arial" w:cs="Arial"/>
               <w:sz w:val="22"/>
@@ -7083,7 +7083,7 @@
           <w:sz w:val="22"/>
           <w:szCs w:val="22"/>
           <w:lang w:val="es-ES"/>
-          <w:rPrChange w:id="140" w:author="Clara Bernardes" w:date="2025-05-19T12:27:00Z" w16du:dateUtc="2025-05-19T11:27:00Z">
+          <w:rPrChange w:id="140" w:author="Jane Roe" w:date="2025-05-19T12:27:00Z" w16du:dateUtc="2025-05-19T11:27:00Z">
             <w:rPr>
               <w:rFonts w:ascii="Arial" w:hAnsi="Arial" w:cs="Arial"/>
               <w:sz w:val="22"/>
@@ -7100,7 +7100,7 @@
           <w:sz w:val="22"/>
           <w:szCs w:val="22"/>
           <w:lang w:val="es-ES"/>
-          <w:rPrChange w:id="141" w:author="Clara Bernardes" w:date="2025-05-19T12:27:00Z" w16du:dateUtc="2025-05-19T11:27:00Z">
+          <w:rPrChange w:id="141" w:author="Jane Roe" w:date="2025-05-19T12:27:00Z" w16du:dateUtc="2025-05-19T11:27:00Z">
             <w:rPr>
               <w:rFonts w:ascii="Arial" w:hAnsi="Arial" w:cs="Arial"/>
               <w:sz w:val="22"/>
@@ -7117,7 +7117,7 @@
           <w:szCs w:val="22"/>
           <w:u w:val="single"/>
           <w:lang w:val="es-ES"/>
-          <w:rPrChange w:id="142" w:author="Clara Bernardes" w:date="2025-05-19T12:27:00Z" w16du:dateUtc="2025-05-19T11:27:00Z">
+          <w:rPrChange w:id="142" w:author="Jane Roe" w:date="2025-05-19T12:27:00Z" w16du:dateUtc="2025-05-19T11:27:00Z">
             <w:rPr>
               <w:rFonts w:ascii="Arial" w:hAnsi="Arial" w:cs="Arial"/>
               <w:sz w:val="22"/>
@@ -7128,7 +7128,7 @@
         </w:rPr>
         <w:t xml:space="preserve">Dr. </w:t>
       </w:r>
-      <w:del w:id="143" w:author="Bruno Galati" w:date="2026-05-04T09:47:00Z" w16du:dateUtc="2026-05-04T07:47:00Z">
+      <w:del w:id="143" w:author="John Doe" w:date="2026-05-04T09:47:00Z" w16du:dateUtc="2026-05-04T07:47:00Z">
         <w:r>
           <w:rPr>
             <w:rFonts w:ascii="Arial" w:hAnsi="Arial" w:cs="Arial"/>
@@ -7136,7 +7136,7 @@
             <w:szCs w:val="22"/>
             <w:u w:val="single"/>
             <w:lang w:val="es-ES"/>
-            <w:rPrChange w:id="144" w:author="Clara Bernardes" w:date="2025-05-19T12:27:00Z" w16du:dateUtc="2025-05-19T11:27:00Z">
+            <w:rPrChange w:id="144" w:author="Jane Roe" w:date="2025-05-19T12:27:00Z" w16du:dateUtc="2025-05-19T11:27:00Z">
               <w:rPr>
                 <w:rFonts w:ascii="Arial" w:hAnsi="Arial" w:cs="Arial"/>
                 <w:sz w:val="22"/>
@@ -7148,7 +7148,7 @@
           <w:delText>med</w:delText>
         </w:r>
       </w:del>
-      <w:ins w:id="145" w:author="Bruno Galati" w:date="2026-05-04T09:47:00Z" w16du:dateUtc="2026-05-04T07:47:00Z">
+      <w:ins w:id="145" w:author="John Doe" w:date="2026-05-04T09:47:00Z" w16du:dateUtc="2026-05-04T07:47:00Z">
         <w:r>
           <w:rPr>
             <w:rFonts w:ascii="Arial" w:hAnsi="Arial" w:cs="Arial"/>
@@ -7167,7 +7167,7 @@
           <w:szCs w:val="22"/>
           <w:u w:val="single"/>
           <w:lang w:val="es-ES"/>
-          <w:rPrChange w:id="146" w:author="Clara Bernardes" w:date="2025-05-19T12:27:00Z" w16du:dateUtc="2025-05-19T11:27:00Z">
+          <w:rPrChange w:id="146" w:author="Jane Roe" w:date="2025-05-19T12:27:00Z" w16du:dateUtc="2025-05-19T11:27:00Z">
             <w:rPr>
               <w:rFonts w:ascii="Arial" w:hAnsi="Arial" w:cs="Arial"/>
               <w:sz w:val="22"/>
@@ -7178,7 +7178,7 @@
         </w:rPr>
         <w:t xml:space="preserve">. </w:t>
       </w:r>
-      <w:del w:id="147" w:author="Bruno Galati" w:date="2026-05-04T09:46:00Z" w16du:dateUtc="2026-05-04T07:46:00Z">
+      <w:del w:id="147" w:author="John Doe" w:date="2026-05-04T09:46:00Z" w16du:dateUtc="2026-05-04T07:46:00Z">
         <w:r>
           <w:rPr>
             <w:rFonts w:ascii="Arial" w:hAnsi="Arial" w:cs="Arial"/>
@@ -7186,7 +7186,7 @@
             <w:szCs w:val="22"/>
             <w:u w:val="single"/>
             <w:lang w:val="es-ES"/>
-            <w:rPrChange w:id="148" w:author="Clara Bernardes" w:date="2025-05-19T12:27:00Z" w16du:dateUtc="2025-05-19T11:27:00Z">
+            <w:rPrChange w:id="148" w:author="Jane Roe" w:date="2025-05-19T12:27:00Z" w16du:dateUtc="2025-05-19T11:27:00Z">
               <w:rPr>
                 <w:rFonts w:ascii="Arial" w:hAnsi="Arial" w:cs="Arial"/>
                 <w:sz w:val="22"/>
@@ -7198,7 +7198,7 @@
           <w:delText xml:space="preserve">Rodrigo </w:delText>
         </w:r>
       </w:del>
-      <w:ins w:id="149" w:author="Bruno Galati" w:date="2026-05-04T09:46:00Z" w16du:dateUtc="2026-05-04T07:46:00Z">
+      <w:ins w:id="149" w:author="John Doe" w:date="2026-05-04T09:46:00Z" w16du:dateUtc="2026-05-04T07:46:00Z">
         <w:r>
           <w:rPr>
             <w:rFonts w:ascii="Arial" w:hAnsi="Arial" w:cs="Arial"/>
@@ -7210,7 +7210,7 @@
           <w:t>X</w:t>
         </w:r>
       </w:ins>
-      <w:ins w:id="150" w:author="Bruno Galati" w:date="2026-05-04T09:47:00Z" w16du:dateUtc="2026-05-04T07:47:00Z">
+      <w:ins w:id="150" w:author="John Doe" w:date="2026-05-04T09:47:00Z" w16du:dateUtc="2026-05-04T07:47:00Z">
         <w:r>
           <w:rPr>
             <w:rFonts w:ascii="Arial" w:hAnsi="Arial" w:cs="Arial"/>
@@ -7222,7 +7222,7 @@
           <w:t>XXXX</w:t>
         </w:r>
       </w:ins>
-      <w:ins w:id="151" w:author="Bruno Galati" w:date="2026-05-04T09:46:00Z" w16du:dateUtc="2026-05-04T07:46:00Z">
+      <w:ins w:id="151" w:author="John Doe" w:date="2026-05-04T09:46:00Z" w16du:dateUtc="2026-05-04T07:46:00Z">
         <w:r>
           <w:rPr>
             <w:rFonts w:ascii="Arial" w:hAnsi="Arial" w:cs="Arial"/>
@@ -7230,7 +7230,7 @@
             <w:szCs w:val="22"/>
             <w:u w:val="single"/>
             <w:lang w:val="es-ES"/>
-            <w:rPrChange w:id="152" w:author="Clara Bernardes" w:date="2025-05-19T12:27:00Z" w16du:dateUtc="2025-05-19T11:27:00Z">
+            <w:rPrChange w:id="152" w:author="Jane Roe" w:date="2025-05-19T12:27:00Z" w16du:dateUtc="2025-05-19T11:27:00Z">
               <w:rPr>
                 <w:rFonts w:ascii="Arial" w:hAnsi="Arial" w:cs="Arial"/>
                 <w:sz w:val="22"/>
@@ -7249,7 +7249,7 @@
           <w:szCs w:val="22"/>
           <w:u w:val="single"/>
           <w:lang w:val="es-ES"/>
-          <w:rPrChange w:id="153" w:author="Clara Bernardes" w:date="2025-05-19T12:27:00Z" w16du:dateUtc="2025-05-19T11:27:00Z">
+          <w:rPrChange w:id="153" w:author="Jane Roe" w:date="2025-05-19T12:27:00Z" w16du:dateUtc="2025-05-19T11:27:00Z">
             <w:rPr>
               <w:rFonts w:ascii="Arial" w:hAnsi="Arial" w:cs="Arial"/>
               <w:sz w:val="22"/>
@@ -7260,7 +7260,7 @@
         </w:rPr>
         <w:t xml:space="preserve">da </w:t>
       </w:r>
-      <w:del w:id="154" w:author="Bruno Galati" w:date="2026-05-04T09:47:00Z" w16du:dateUtc="2026-05-04T07:47:00Z">
+      <w:del w:id="154" w:author="John Doe" w:date="2026-05-04T09:47:00Z" w16du:dateUtc="2026-05-04T07:47:00Z">
         <w:r>
           <w:rPr>
             <w:rFonts w:ascii="Arial" w:hAnsi="Arial" w:cs="Arial"/>
@@ -7268,7 +7268,7 @@
             <w:szCs w:val="22"/>
             <w:u w:val="single"/>
             <w:lang w:val="es-ES"/>
-            <w:rPrChange w:id="155" w:author="Clara Bernardes" w:date="2025-05-19T12:27:00Z" w16du:dateUtc="2025-05-19T11:27:00Z">
+            <w:rPrChange w:id="155" w:author="Jane Roe" w:date="2025-05-19T12:27:00Z" w16du:dateUtc="2025-05-19T11:27:00Z">
               <w:rPr>
                 <w:rFonts w:ascii="Arial" w:hAnsi="Arial" w:cs="Arial"/>
                 <w:sz w:val="22"/>
@@ -7280,7 +7280,7 @@
           <w:delText>Mota</w:delText>
         </w:r>
       </w:del>
-      <w:ins w:id="156" w:author="Bruno Galati" w:date="2026-05-04T09:47:00Z" w16du:dateUtc="2026-05-04T07:47:00Z">
+      <w:ins w:id="156" w:author="John Doe" w:date="2026-05-04T09:47:00Z" w16du:dateUtc="2026-05-04T07:47:00Z">
         <w:r>
           <w:rPr>
             <w:rFonts w:ascii="Arial" w:hAnsi="Arial" w:cs="Arial"/>
@@ -7299,7 +7299,7 @@
           <w:szCs w:val="22"/>
           <w:u w:val="single"/>
           <w:lang w:val="es-ES"/>
-          <w:rPrChange w:id="157" w:author="Clara Bernardes" w:date="2025-05-19T12:27:00Z" w16du:dateUtc="2025-05-19T11:27:00Z">
+          <w:rPrChange w:id="157" w:author="Jane Roe" w:date="2025-05-19T12:27:00Z" w16du:dateUtc="2025-05-19T11:27:00Z">
             <w:rPr>
               <w:rFonts w:ascii="Arial" w:hAnsi="Arial" w:cs="Arial"/>
               <w:sz w:val="22"/>
@@ -7317,7 +7317,7 @@
           <w:szCs w:val="22"/>
           <w:u w:val="single"/>
           <w:lang w:val="es-ES"/>
-          <w:rPrChange w:id="158" w:author="Clara Bernardes" w:date="2025-05-19T12:27:00Z" w16du:dateUtc="2025-05-19T11:27:00Z">
+          <w:rPrChange w:id="158" w:author="Jane Roe" w:date="2025-05-19T12:27:00Z" w16du:dateUtc="2025-05-19T11:27:00Z">
             <w:rPr>
               <w:rFonts w:ascii="Arial" w:hAnsi="Arial" w:cs="Arial"/>
               <w:sz w:val="22"/>
@@ -7336,7 +7336,7 @@
           <w:sz w:val="22"/>
           <w:szCs w:val="22"/>
           <w:lang w:val="es-ES"/>
-          <w:rPrChange w:id="159" w:author="Bruno Galati" w:date="2026-05-04T09:47:00Z" w16du:dateUtc="2026-05-04T07:47:00Z">
+          <w:rPrChange w:id="159" w:author="John Doe" w:date="2026-05-04T09:47:00Z" w16du:dateUtc="2026-05-04T07:47:00Z">
             <w:rPr>
               <w:rFonts w:ascii="Arial" w:hAnsi="Arial" w:cs="Arial"/>
               <w:sz w:val="22"/>
@@ -7352,7 +7352,7 @@
           <w:sz w:val="22"/>
           <w:szCs w:val="22"/>
           <w:lang w:val="es-ES"/>
-          <w:rPrChange w:id="160" w:author="Bruno Galati" w:date="2026-05-04T09:47:00Z" w16du:dateUtc="2026-05-04T07:47:00Z">
+          <w:rPrChange w:id="160" w:author="John Doe" w:date="2026-05-04T09:47:00Z" w16du:dateUtc="2026-05-04T07:47:00Z">
             <w:rPr>
               <w:rFonts w:ascii="Arial" w:hAnsi="Arial" w:cs="Arial"/>
               <w:sz w:val="22"/>
@@ -7369,7 +7369,7 @@
           <w:sz w:val="22"/>
           <w:szCs w:val="22"/>
           <w:lang w:val="es-ES"/>
-          <w:rPrChange w:id="161" w:author="Bruno Galati" w:date="2026-05-04T09:47:00Z" w16du:dateUtc="2026-05-04T07:47:00Z">
+          <w:rPrChange w:id="161" w:author="John Doe" w:date="2026-05-04T09:47:00Z" w16du:dateUtc="2026-05-04T07:47:00Z">
             <w:rPr>
               <w:rFonts w:ascii="Arial" w:hAnsi="Arial" w:cs="Arial"/>
               <w:sz w:val="22"/>
@@ -7379,7 +7379,7 @@
         </w:rPr>
         <w:t xml:space="preserve">: </w:t>
       </w:r>
-      <w:del w:id="162" w:author="Bruno Galati" w:date="2026-05-04T09:47:00Z" w16du:dateUtc="2026-05-04T07:47:00Z">
+      <w:del w:id="162" w:author="John Doe" w:date="2026-05-04T09:47:00Z" w16du:dateUtc="2026-05-04T07:47:00Z">
         <w:r>
           <w:rPr>
             <w:rFonts w:ascii="Arial" w:hAnsi="Arial" w:cs="Arial"/>
@@ -7387,7 +7387,7 @@
             <w:szCs w:val="22"/>
             <w:u w:val="single"/>
             <w:lang w:val="es-ES"/>
-            <w:rPrChange w:id="163" w:author="Bruno Galati" w:date="2026-05-04T09:47:00Z" w16du:dateUtc="2026-05-04T07:47:00Z">
+            <w:rPrChange w:id="163" w:author="John Doe" w:date="2026-05-04T09:47:00Z" w16du:dateUtc="2026-05-04T07:47:00Z">
               <w:rPr>
                 <w:rFonts w:ascii="Arial" w:hAnsi="Arial" w:cs="Arial"/>
                 <w:sz w:val="22"/>
@@ -7399,7 +7399,7 @@
           <w:delText xml:space="preserve">Senior </w:delText>
         </w:r>
       </w:del>
-      <w:ins w:id="164" w:author="Bruno Galati" w:date="2026-05-04T09:47:00Z" w16du:dateUtc="2026-05-04T07:47:00Z">
+      <w:ins w:id="164" w:author="John Doe" w:date="2026-05-04T09:47:00Z" w16du:dateUtc="2026-05-04T07:47:00Z">
         <w:r>
           <w:rPr>
             <w:rFonts w:ascii="Arial" w:hAnsi="Arial" w:cs="Arial"/>
@@ -7407,7 +7407,7 @@
             <w:szCs w:val="22"/>
             <w:u w:val="single"/>
             <w:lang w:val="es-ES"/>
-            <w:rPrChange w:id="165" w:author="Bruno Galati" w:date="2026-05-04T09:47:00Z" w16du:dateUtc="2026-05-04T07:47:00Z">
+            <w:rPrChange w:id="165" w:author="John Doe" w:date="2026-05-04T09:47:00Z" w16du:dateUtc="2026-05-04T07:47:00Z">
               <w:rPr>
                 <w:rFonts w:ascii="Arial" w:hAnsi="Arial" w:cs="Arial"/>
                 <w:sz w:val="22"/>
@@ -7425,7 +7425,7 @@
             <w:szCs w:val="22"/>
             <w:u w:val="single"/>
             <w:lang w:val="es-ES"/>
-            <w:rPrChange w:id="166" w:author="Bruno Galati" w:date="2026-05-04T09:47:00Z" w16du:dateUtc="2026-05-04T07:47:00Z">
+            <w:rPrChange w:id="166" w:author="John Doe" w:date="2026-05-04T09:47:00Z" w16du:dateUtc="2026-05-04T07:47:00Z">
               <w:rPr>
                 <w:rFonts w:ascii="Arial" w:hAnsi="Arial" w:cs="Arial"/>
                 <w:sz w:val="22"/>
@@ -7437,7 +7437,7 @@
           <w:t xml:space="preserve"> </w:t>
         </w:r>
       </w:ins>
-      <w:del w:id="167" w:author="Bruno Galati" w:date="2026-05-04T09:47:00Z" w16du:dateUtc="2026-05-04T07:47:00Z">
+      <w:del w:id="167" w:author="John Doe" w:date="2026-05-04T09:47:00Z" w16du:dateUtc="2026-05-04T07:47:00Z">
         <w:r>
           <w:rPr>
             <w:rFonts w:ascii="Arial" w:hAnsi="Arial" w:cs="Arial"/>
@@ -7445,7 +7445,7 @@
             <w:szCs w:val="22"/>
             <w:u w:val="single"/>
             <w:lang w:val="es-ES"/>
-            <w:rPrChange w:id="168" w:author="Bruno Galati" w:date="2026-05-04T09:47:00Z" w16du:dateUtc="2026-05-04T07:47:00Z">
+            <w:rPrChange w:id="168" w:author="John Doe" w:date="2026-05-04T09:47:00Z" w16du:dateUtc="2026-05-04T07:47:00Z">
               <w:rPr>
                 <w:rFonts w:ascii="Arial" w:hAnsi="Arial" w:cs="Arial"/>
                 <w:sz w:val="22"/>
@@ -7458,7 +7458,7 @@
         </w:r>
       </w:del>
       <w:proofErr w:type="spellStart"/>
-      <w:ins w:id="169" w:author="Bruno Galati" w:date="2026-05-04T09:47:00Z" w16du:dateUtc="2026-05-04T07:47:00Z">
+      <w:ins w:id="169" w:author="John Doe" w:date="2026-05-04T09:47:00Z" w16du:dateUtc="2026-05-04T07:47:00Z">
         <w:r>
           <w:rPr>
             <w:rFonts w:ascii="Arial" w:hAnsi="Arial" w:cs="Arial"/>
@@ -7478,7 +7478,7 @@
           <w:szCs w:val="22"/>
           <w:u w:val="single"/>
           <w:lang w:val="es-ES"/>
-          <w:rPrChange w:id="170" w:author="Bruno Galati" w:date="2026-05-04T09:47:00Z" w16du:dateUtc="2026-05-04T07:47:00Z">
+          <w:rPrChange w:id="170" w:author="John Doe" w:date="2026-05-04T09:47:00Z" w16du:dateUtc="2026-05-04T07:47:00Z">
             <w:rPr>
               <w:rFonts w:ascii="Arial" w:hAnsi="Arial" w:cs="Arial"/>
               <w:sz w:val="22"/>
@@ -7496,7 +7496,7 @@
           <w:szCs w:val="22"/>
           <w:u w:val="single"/>
           <w:lang w:val="es-ES"/>
-          <w:rPrChange w:id="171" w:author="Bruno Galati" w:date="2026-05-04T09:47:00Z" w16du:dateUtc="2026-05-04T07:47:00Z">
+          <w:rPrChange w:id="171" w:author="John Doe" w:date="2026-05-04T09:47:00Z" w16du:dateUtc="2026-05-04T07:47:00Z">
             <w:rPr>
               <w:rFonts w:ascii="Arial" w:hAnsi="Arial" w:cs="Arial"/>
               <w:sz w:val="22"/>
@@ -7514,7 +7514,7 @@
           <w:szCs w:val="22"/>
           <w:u w:val="single"/>
           <w:lang w:val="es-ES"/>
-          <w:rPrChange w:id="172" w:author="Bruno Galati" w:date="2026-05-04T09:47:00Z" w16du:dateUtc="2026-05-04T07:47:00Z">
+          <w:rPrChange w:id="172" w:author="John Doe" w:date="2026-05-04T09:47:00Z" w16du:dateUtc="2026-05-04T07:47:00Z">
             <w:rPr>
               <w:rFonts w:ascii="Arial" w:hAnsi="Arial" w:cs="Arial"/>
               <w:sz w:val="22"/>
@@ -7532,7 +7532,7 @@
           <w:szCs w:val="22"/>
           <w:u w:val="single"/>
           <w:lang w:val="es-ES"/>
-          <w:rPrChange w:id="173" w:author="Bruno Galati" w:date="2026-05-04T09:47:00Z" w16du:dateUtc="2026-05-04T07:47:00Z">
+          <w:rPrChange w:id="173" w:author="John Doe" w:date="2026-05-04T09:47:00Z" w16du:dateUtc="2026-05-04T07:47:00Z">
             <w:rPr>
               <w:rFonts w:ascii="Arial" w:hAnsi="Arial" w:cs="Arial"/>
               <w:sz w:val="22"/>
@@ -7554,7 +7554,7 @@
           <w:szCs w:val="22"/>
           <w:highlight w:val="yellow"/>
           <w:lang w:val="es-ES"/>
-          <w:rPrChange w:id="174" w:author="Bruno Galati" w:date="2026-05-04T09:47:00Z" w16du:dateUtc="2026-05-04T07:47:00Z">
+          <w:rPrChange w:id="174" w:author="John Doe" w:date="2026-05-04T09:47:00Z" w16du:dateUtc="2026-05-04T07:47:00Z">
             <w:rPr>
               <w:rFonts w:ascii="Arial" w:hAnsi="Arial" w:cs="Arial"/>
               <w:b/>
@@ -7576,7 +7576,7 @@
           <w:sz w:val="22"/>
           <w:szCs w:val="22"/>
           <w:lang w:val="es-ES"/>
-          <w:rPrChange w:id="175" w:author="Bruno Galati" w:date="2026-05-04T09:47:00Z" w16du:dateUtc="2026-05-04T07:47:00Z">
+          <w:rPrChange w:id="175" w:author="John Doe" w:date="2026-05-04T09:47:00Z" w16du:dateUtc="2026-05-04T07:47:00Z">
             <w:rPr>
               <w:rFonts w:ascii="Arial" w:hAnsi="Arial" w:cs="Arial"/>
               <w:b/>
@@ -7597,7 +7597,7 @@
           <w:sz w:val="22"/>
           <w:szCs w:val="22"/>
           <w:lang w:val="es-ES"/>
-          <w:rPrChange w:id="176" w:author="Bruno Galati" w:date="2026-05-04T09:47:00Z" w16du:dateUtc="2026-05-04T07:47:00Z">
+          <w:rPrChange w:id="176" w:author="John Doe" w:date="2026-05-04T09:47:00Z" w16du:dateUtc="2026-05-04T07:47:00Z">
             <w:rPr>
               <w:rFonts w:ascii="Arial" w:hAnsi="Arial" w:cs="Arial"/>
               <w:b/>
@@ -7637,7 +7637,7 @@
           <w:szCs w:val="22"/>
         </w:rPr>
       </w:pPr>
-      <w:del w:id="177" w:author="Bruno Galati" w:date="2026-05-04T09:47:00Z" w16du:dateUtc="2026-05-04T07:47:00Z">
+      <w:del w:id="177" w:author="John Doe" w:date="2026-05-04T09:47:00Z" w16du:dateUtc="2026-05-04T07:47:00Z">
         <w:r>
           <w:rPr>
             <w:rFonts w:ascii="Arial" w:hAnsi="Arial" w:cs="Arial"/>
@@ -7649,7 +7649,7 @@
           <w:delText xml:space="preserve">Principal </w:delText>
         </w:r>
       </w:del>
-      <w:ins w:id="178" w:author="Bruno Galati" w:date="2026-05-04T09:47:00Z" w16du:dateUtc="2026-05-04T07:47:00Z">
+      <w:ins w:id="178" w:author="John Doe" w:date="2026-05-04T09:47:00Z" w16du:dateUtc="2026-05-04T07:47:00Z">
         <w:r>
           <w:rPr>
             <w:rFonts w:ascii="Arial" w:hAnsi="Arial" w:cs="Arial"/>
@@ -7671,7 +7671,7 @@
           <w:t xml:space="preserve"> </w:t>
         </w:r>
       </w:ins>
-      <w:del w:id="179" w:author="Bruno Galati" w:date="2026-05-04T09:47:00Z" w16du:dateUtc="2026-05-04T07:47:00Z">
+      <w:del w:id="179" w:author="John Doe" w:date="2026-05-04T09:47:00Z" w16du:dateUtc="2026-05-04T07:47:00Z">
         <w:r>
           <w:rPr>
             <w:rFonts w:ascii="Arial" w:hAnsi="Arial" w:cs="Arial"/>
@@ -7683,7 +7683,7 @@
           <w:delText>Investigator</w:delText>
         </w:r>
       </w:del>
-      <w:ins w:id="180" w:author="Bruno Galati" w:date="2026-05-04T09:47:00Z" w16du:dateUtc="2026-05-04T07:47:00Z">
+      <w:ins w:id="180" w:author="John Doe" w:date="2026-05-04T09:47:00Z" w16du:dateUtc="2026-05-04T07:47:00Z">
         <w:r>
           <w:rPr>
             <w:rFonts w:ascii="Arial" w:hAnsi="Arial" w:cs="Arial"/>
@@ -7840,7 +7840,7 @@
         </w:rPr>
         <w:t>Dr.</w:t>
       </w:r>
-      <w:del w:id="181" w:author="Bruno Galati" w:date="2026-05-04T09:47:00Z" w16du:dateUtc="2026-05-04T07:47:00Z">
+      <w:del w:id="181" w:author="John Doe" w:date="2026-05-04T09:47:00Z" w16du:dateUtc="2026-05-04T07:47:00Z">
         <w:r>
           <w:rPr>
             <w:rFonts w:ascii="Arial" w:hAnsi="Arial" w:cs="Arial"/>
@@ -7852,7 +7852,7 @@
           <w:delText>med</w:delText>
         </w:r>
       </w:del>
-      <w:ins w:id="182" w:author="Bruno Galati" w:date="2026-05-04T09:47:00Z" w16du:dateUtc="2026-05-04T07:47:00Z">
+      <w:ins w:id="182" w:author="John Doe" w:date="2026-05-04T09:47:00Z" w16du:dateUtc="2026-05-04T07:47:00Z">
         <w:r>
           <w:rPr>
             <w:rFonts w:ascii="Arial" w:hAnsi="Arial" w:cs="Arial"/>
@@ -7875,7 +7875,7 @@
         </w:rPr>
         <w:t xml:space="preserve">. </w:t>
       </w:r>
-      <w:del w:id="183" w:author="Bruno Galati" w:date="2026-05-04T09:47:00Z" w16du:dateUtc="2026-05-04T07:47:00Z">
+      <w:del w:id="183" w:author="John Doe" w:date="2026-05-04T09:47:00Z" w16du:dateUtc="2026-05-04T07:47:00Z">
         <w:r>
           <w:rPr>
             <w:rFonts w:ascii="Arial" w:hAnsi="Arial" w:cs="Arial"/>
@@ -7887,7 +7887,7 @@
           <w:delText xml:space="preserve">Rodrigo </w:delText>
         </w:r>
       </w:del>
-      <w:ins w:id="184" w:author="Bruno Galati" w:date="2026-05-04T09:47:00Z" w16du:dateUtc="2026-05-04T07:47:00Z">
+      <w:ins w:id="184" w:author="John Doe" w:date="2026-05-04T09:47:00Z" w16du:dateUtc="2026-05-04T07:47:00Z">
         <w:r>
           <w:rPr>
             <w:rFonts w:ascii="Arial" w:hAnsi="Arial" w:cs="Arial"/>
@@ -7919,7 +7919,7 @@
         </w:rPr>
         <w:t xml:space="preserve">da </w:t>
       </w:r>
-      <w:del w:id="185" w:author="Bruno Galati" w:date="2026-05-04T09:47:00Z" w16du:dateUtc="2026-05-04T07:47:00Z">
+      <w:del w:id="185" w:author="John Doe" w:date="2026-05-04T09:47:00Z" w16du:dateUtc="2026-05-04T07:47:00Z">
         <w:r>
           <w:rPr>
             <w:rFonts w:ascii="Arial" w:hAnsi="Arial" w:cs="Arial"/>
@@ -7931,7 +7931,7 @@
           <w:delText>Mota</w:delText>
         </w:r>
       </w:del>
-      <w:ins w:id="186" w:author="Bruno Galati" w:date="2026-05-04T09:47:00Z" w16du:dateUtc="2026-05-04T07:47:00Z">
+      <w:ins w:id="186" w:author="John Doe" w:date="2026-05-04T09:47:00Z" w16du:dateUtc="2026-05-04T07:47:00Z">
         <w:r>
           <w:rPr>
             <w:rFonts w:ascii="Arial" w:hAnsi="Arial" w:cs="Arial"/>
@@ -7980,7 +7980,7 @@
         </w:rPr>
         <w:t xml:space="preserve">Title: </w:t>
       </w:r>
-      <w:del w:id="187" w:author="Bruno Galati" w:date="2026-05-04T09:47:00Z" w16du:dateUtc="2026-05-04T07:47:00Z">
+      <w:del w:id="187" w:author="John Doe" w:date="2026-05-04T09:47:00Z" w16du:dateUtc="2026-05-04T07:47:00Z">
         <w:r>
           <w:rPr>
             <w:rFonts w:ascii="Arial" w:hAnsi="Arial" w:cs="Arial"/>
@@ -7991,7 +7991,7 @@
           <w:delText xml:space="preserve">Principal </w:delText>
         </w:r>
       </w:del>
-      <w:ins w:id="188" w:author="Bruno Galati" w:date="2026-05-04T09:47:00Z" w16du:dateUtc="2026-05-04T07:47:00Z">
+      <w:ins w:id="188" w:author="John Doe" w:date="2026-05-04T09:47:00Z" w16du:dateUtc="2026-05-04T07:47:00Z">
         <w:r>
           <w:rPr>
             <w:rFonts w:ascii="Arial" w:hAnsi="Arial" w:cs="Arial"/>
@@ -8011,7 +8011,7 @@
           <w:t xml:space="preserve"> </w:t>
         </w:r>
       </w:ins>
-      <w:del w:id="189" w:author="Bruno Galati" w:date="2026-05-04T09:47:00Z" w16du:dateUtc="2026-05-04T07:47:00Z">
+      <w:del w:id="189" w:author="John Doe" w:date="2026-05-04T09:47:00Z" w16du:dateUtc="2026-05-04T07:47:00Z">
         <w:r>
           <w:rPr>
             <w:rFonts w:ascii="Arial" w:hAnsi="Arial" w:cs="Arial"/>
@@ -8022,7 +8022,7 @@
           <w:delText>Investigator</w:delText>
         </w:r>
       </w:del>
-      <w:ins w:id="190" w:author="Bruno Galati" w:date="2026-05-04T09:47:00Z" w16du:dateUtc="2026-05-04T07:47:00Z">
+      <w:ins w:id="190" w:author="John Doe" w:date="2026-05-04T09:47:00Z" w16du:dateUtc="2026-05-04T07:47:00Z">
         <w:r>
           <w:rPr>
             <w:rFonts w:ascii="Arial" w:hAnsi="Arial" w:cs="Arial"/>
@@ -8225,14 +8225,14 @@
       <w:pPr>
         <w:jc w:val="center"/>
         <w:rPr>
-          <w:del w:id="200" w:author="Bruno Galati" w:date="2026-05-04T09:47:00Z" w16du:dateUtc="2026-05-04T07:47:00Z"/>
+          <w:del w:id="200" w:author="John Doe" w:date="2026-05-04T09:47:00Z" w16du:dateUtc="2026-05-04T07:47:00Z"/>
           <w:rFonts w:ascii="Arial" w:hAnsi="Arial" w:cs="Arial"/>
           <w:sz w:val="22"/>
           <w:szCs w:val="22"/>
           <w:lang w:val="en-US"/>
         </w:rPr>
       </w:pPr>
-      <w:ins w:id="201" w:author="Bruno Galati" w:date="2026-05-04T09:47:00Z" w16du:dateUtc="2026-05-04T07:47:00Z">
+      <w:ins w:id="201" w:author="John Doe" w:date="2026-05-04T09:47:00Z" w16du:dateUtc="2026-05-04T07:47:00Z">
         <w:r>
           <w:rPr>
             <w:rFonts w:ascii="Arial" w:hAnsi="Arial" w:cs="Arial"/>
@@ -8243,7 +8243,7 @@
           <w:t xml:space="preserve">XXX </w:t>
         </w:r>
       </w:ins>
-      <w:ins w:id="202" w:author="Bruno Galati" w:date="2026-05-04T09:48:00Z" w16du:dateUtc="2026-05-04T07:48:00Z">
+      <w:ins w:id="202" w:author="John Doe" w:date="2026-05-04T09:48:00Z" w16du:dateUtc="2026-05-04T07:48:00Z">
         <w:r>
           <w:rPr>
             <w:rFonts w:ascii="Arial" w:hAnsi="Arial" w:cs="Arial"/>
@@ -8259,7 +8259,7 @@
       <w:pPr>
         <w:jc w:val="center"/>
         <w:rPr>
-          <w:del w:id="203" w:author="Bruno Galati" w:date="2026-05-04T09:47:00Z" w16du:dateUtc="2026-05-04T07:47:00Z"/>
+          <w:del w:id="203" w:author="John Doe" w:date="2026-05-04T09:47:00Z" w16du:dateUtc="2026-05-04T07:47:00Z"/>
           <w:rFonts w:ascii="Arial" w:hAnsi="Arial" w:cs="Arial"/>
           <w:sz w:val="22"/>
           <w:szCs w:val="22"/>
@@ -8275,7 +8275,7 @@
         <w:spacing w:line="360" w:lineRule="auto"/>
         <w:jc w:val="both"/>
         <w:rPr>
-          <w:del w:id="204" w:author="Bruno Galati" w:date="2026-05-04T09:47:00Z" w16du:dateUtc="2026-05-04T07:47:00Z"/>
+          <w:del w:id="204" w:author="John Doe" w:date="2026-05-04T09:47:00Z" w16du:dateUtc="2026-05-04T07:47:00Z"/>
           <w:rFonts w:ascii="Arial" w:hAnsi="Arial" w:cs="Arial"/>
           <w:sz w:val="21"/>
           <w:szCs w:val="21"/>
@@ -8291,14 +8291,14 @@
         <w:spacing w:line="360" w:lineRule="auto"/>
         <w:jc w:val="both"/>
         <w:rPr>
-          <w:del w:id="205" w:author="Bruno Galati" w:date="2026-05-04T09:47:00Z" w16du:dateUtc="2026-05-04T07:47:00Z"/>
+          <w:del w:id="205" w:author="John Doe" w:date="2026-05-04T09:47:00Z" w16du:dateUtc="2026-05-04T07:47:00Z"/>
           <w:rFonts w:ascii="Arial" w:hAnsi="Arial" w:cs="Arial"/>
           <w:sz w:val="21"/>
           <w:szCs w:val="21"/>
           <w:lang w:eastAsia="en-US"/>
         </w:rPr>
       </w:pPr>
-      <w:del w:id="206" w:author="Bruno Galati" w:date="2026-05-04T09:47:00Z" w16du:dateUtc="2026-05-04T07:47:00Z">
+      <w:del w:id="206" w:author="John Doe" w:date="2026-05-04T09:47:00Z" w16du:dateUtc="2026-05-04T07:47:00Z">
         <w:r>
           <w:rPr>
             <w:rFonts w:ascii="Arial" w:hAnsi="Arial" w:cs="Arial"/>
@@ -8366,7 +8366,7 @@
         <w:spacing w:line="360" w:lineRule="auto"/>
         <w:jc w:val="both"/>
         <w:rPr>
-          <w:del w:id="207" w:author="Bruno Galati" w:date="2026-05-04T09:47:00Z" w16du:dateUtc="2026-05-04T07:47:00Z"/>
+          <w:del w:id="207" w:author="John Doe" w:date="2026-05-04T09:47:00Z" w16du:dateUtc="2026-05-04T07:47:00Z"/>
           <w:rFonts w:ascii="Arial" w:hAnsi="Arial" w:cs="Arial"/>
           <w:sz w:val="21"/>
           <w:szCs w:val="21"/>
@@ -8382,14 +8382,14 @@
         <w:spacing w:line="360" w:lineRule="auto"/>
         <w:jc w:val="both"/>
         <w:rPr>
-          <w:del w:id="208" w:author="Bruno Galati" w:date="2026-05-04T09:47:00Z" w16du:dateUtc="2026-05-04T07:47:00Z"/>
+          <w:del w:id="208" w:author="John Doe" w:date="2026-05-04T09:47:00Z" w16du:dateUtc="2026-05-04T07:47:00Z"/>
           <w:rFonts w:ascii="Arial" w:hAnsi="Arial" w:cs="Arial"/>
           <w:sz w:val="21"/>
           <w:szCs w:val="21"/>
           <w:lang w:eastAsia="en-US"/>
         </w:rPr>
       </w:pPr>
-      <w:del w:id="209" w:author="Bruno Galati" w:date="2026-05-04T09:47:00Z" w16du:dateUtc="2026-05-04T07:47:00Z">
+      <w:del w:id="209" w:author="John Doe" w:date="2026-05-04T09:47:00Z" w16du:dateUtc="2026-05-04T07:47:00Z">
         <w:r>
           <w:rPr>
             <w:rFonts w:ascii="Arial" w:hAnsi="Arial" w:cs="Arial"/>
@@ -8457,14 +8457,14 @@
         <w:spacing w:line="360" w:lineRule="auto"/>
         <w:jc w:val="both"/>
         <w:rPr>
-          <w:del w:id="210" w:author="Bruno Galati" w:date="2026-05-04T09:47:00Z" w16du:dateUtc="2026-05-04T07:47:00Z"/>
+          <w:del w:id="210" w:author="John Doe" w:date="2026-05-04T09:47:00Z" w16du:dateUtc="2026-05-04T07:47:00Z"/>
           <w:rFonts w:ascii="Arial" w:hAnsi="Arial" w:cs="Arial"/>
           <w:sz w:val="21"/>
           <w:szCs w:val="21"/>
           <w:lang w:eastAsia="en-US"/>
         </w:rPr>
       </w:pPr>
-      <w:del w:id="211" w:author="Bruno Galati" w:date="2026-05-04T09:47:00Z" w16du:dateUtc="2026-05-04T07:47:00Z">
+      <w:del w:id="211" w:author="John Doe" w:date="2026-05-04T09:47:00Z" w16du:dateUtc="2026-05-04T07:47:00Z">
         <w:r>
           <w:rPr>
             <w:rFonts w:ascii="Arial" w:hAnsi="Arial" w:cs="Arial"/>
@@ -8532,14 +8532,14 @@
         <w:spacing w:line="360" w:lineRule="auto"/>
         <w:jc w:val="both"/>
         <w:rPr>
-          <w:del w:id="212" w:author="Bruno Galati" w:date="2026-05-04T09:47:00Z" w16du:dateUtc="2026-05-04T07:47:00Z"/>
+          <w:del w:id="212" w:author="John Doe" w:date="2026-05-04T09:47:00Z" w16du:dateUtc="2026-05-04T07:47:00Z"/>
           <w:rFonts w:ascii="Arial" w:hAnsi="Arial" w:cs="Arial"/>
           <w:sz w:val="21"/>
           <w:szCs w:val="21"/>
           <w:lang w:eastAsia="en-US"/>
         </w:rPr>
       </w:pPr>
-      <w:del w:id="213" w:author="Bruno Galati" w:date="2026-05-04T09:47:00Z" w16du:dateUtc="2026-05-04T07:47:00Z">
+      <w:del w:id="213" w:author="John Doe" w:date="2026-05-04T09:47:00Z" w16du:dateUtc="2026-05-04T07:47:00Z">
         <w:r>
           <w:rPr>
             <w:rFonts w:ascii="Arial" w:hAnsi="Arial" w:cs="Arial"/>
@@ -8607,14 +8607,14 @@
         <w:spacing w:line="360" w:lineRule="auto"/>
         <w:jc w:val="both"/>
         <w:rPr>
-          <w:del w:id="214" w:author="Bruno Galati" w:date="2026-05-04T09:47:00Z" w16du:dateUtc="2026-05-04T07:47:00Z"/>
+          <w:del w:id="214" w:author="John Doe" w:date="2026-05-04T09:47:00Z" w16du:dateUtc="2026-05-04T07:47:00Z"/>
           <w:rFonts w:ascii="Arial" w:hAnsi="Arial" w:cs="Arial"/>
           <w:sz w:val="21"/>
           <w:szCs w:val="21"/>
           <w:lang w:eastAsia="en-US"/>
         </w:rPr>
       </w:pPr>
-      <w:del w:id="215" w:author="Bruno Galati" w:date="2026-05-04T09:47:00Z" w16du:dateUtc="2026-05-04T07:47:00Z">
+      <w:del w:id="215" w:author="John Doe" w:date="2026-05-04T09:47:00Z" w16du:dateUtc="2026-05-04T07:47:00Z">
         <w:r>
           <w:rPr>
             <w:rFonts w:ascii="Arial" w:hAnsi="Arial" w:cs="Arial"/>
@@ -8682,13 +8682,13 @@
         <w:spacing w:line="360" w:lineRule="auto"/>
         <w:jc w:val="both"/>
         <w:rPr>
-          <w:del w:id="216" w:author="Bruno Galati" w:date="2026-05-04T09:47:00Z" w16du:dateUtc="2026-05-04T07:47:00Z"/>
+          <w:del w:id="216" w:author="John Doe" w:date="2026-05-04T09:47:00Z" w16du:dateUtc="2026-05-04T07:47:00Z"/>
           <w:rFonts w:ascii="Arial" w:hAnsi="Arial" w:cs="Arial"/>
           <w:sz w:val="21"/>
           <w:szCs w:val="21"/>
           <w:lang w:eastAsia="en-US"/>
         </w:rPr>
-        <w:pPrChange w:id="217" w:author="Bruno Galati" w:date="2026-05-04T09:47:00Z" w16du:dateUtc="2026-05-04T07:47:00Z">
+        <w:pPrChange w:id="217" w:author="John Doe" w:date="2026-05-04T09:47:00Z" w16du:dateUtc="2026-05-04T07:47:00Z">
           <w:pPr>
             <w:autoSpaceDE w:val="0"/>
             <w:autoSpaceDN w:val="0"/>
@@ -8698,7 +8698,7 @@
           </w:pPr>
         </w:pPrChange>
       </w:pPr>
-      <w:del w:id="218" w:author="Bruno Galati" w:date="2026-05-04T09:47:00Z" w16du:dateUtc="2026-05-04T07:47:00Z">
+      <w:del w:id="218" w:author="John Doe" w:date="2026-05-04T09:47:00Z" w16du:dateUtc="2026-05-04T07:47:00Z">
         <w:r>
           <w:rPr>
             <w:rFonts w:ascii="Arial" w:hAnsi="Arial" w:cs="Arial"/>
@@ -8841,13 +8841,13 @@
         <w:spacing w:line="360" w:lineRule="auto"/>
         <w:jc w:val="both"/>
         <w:rPr>
-          <w:del w:id="219" w:author="Bruno Galati" w:date="2026-05-04T09:47:00Z" w16du:dateUtc="2026-05-04T07:47:00Z"/>
+          <w:del w:id="219" w:author="John Doe" w:date="2026-05-04T09:47:00Z" w16du:dateUtc="2026-05-04T07:47:00Z"/>
           <w:rFonts w:ascii="Arial" w:hAnsi="Arial" w:cs="Arial"/>
           <w:sz w:val="21"/>
           <w:szCs w:val="21"/>
           <w:lang w:eastAsia="en-US"/>
         </w:rPr>
-        <w:pPrChange w:id="220" w:author="Bruno Galati" w:date="2026-05-04T09:47:00Z" w16du:dateUtc="2026-05-04T07:47:00Z">
+        <w:pPrChange w:id="220" w:author="John Doe" w:date="2026-05-04T09:47:00Z" w16du:dateUtc="2026-05-04T07:47:00Z">
           <w:pPr>
             <w:autoSpaceDE w:val="0"/>
             <w:autoSpaceDN w:val="0"/>
@@ -8866,13 +8866,13 @@
         <w:spacing w:line="360" w:lineRule="auto"/>
         <w:jc w:val="both"/>
         <w:rPr>
-          <w:del w:id="221" w:author="Bruno Galati" w:date="2026-05-04T09:47:00Z" w16du:dateUtc="2026-05-04T07:47:00Z"/>
+          <w:del w:id="221" w:author="John Doe" w:date="2026-05-04T09:47:00Z" w16du:dateUtc="2026-05-04T07:47:00Z"/>
           <w:rFonts w:ascii="Arial" w:hAnsi="Arial" w:cs="Arial"/>
           <w:sz w:val="21"/>
           <w:szCs w:val="21"/>
           <w:lang w:eastAsia="en-US"/>
         </w:rPr>
-        <w:pPrChange w:id="222" w:author="Bruno Galati" w:date="2026-05-04T09:47:00Z" w16du:dateUtc="2026-05-04T07:47:00Z">
+        <w:pPrChange w:id="222" w:author="John Doe" w:date="2026-05-04T09:47:00Z" w16du:dateUtc="2026-05-04T07:47:00Z">
           <w:pPr>
             <w:autoSpaceDE w:val="0"/>
             <w:autoSpaceDN w:val="0"/>
@@ -8882,7 +8882,7 @@
           </w:pPr>
         </w:pPrChange>
       </w:pPr>
-      <w:del w:id="223" w:author="Bruno Galati" w:date="2026-05-04T09:47:00Z" w16du:dateUtc="2026-05-04T07:47:00Z">
+      <w:del w:id="223" w:author="John Doe" w:date="2026-05-04T09:47:00Z" w16du:dateUtc="2026-05-04T07:47:00Z">
         <w:r>
           <w:rPr>
             <w:rFonts w:ascii="Arial" w:hAnsi="Arial" w:cs="Arial"/>
@@ -8950,13 +8950,13 @@
         <w:spacing w:line="360" w:lineRule="auto"/>
         <w:jc w:val="both"/>
         <w:rPr>
-          <w:del w:id="224" w:author="Bruno Galati" w:date="2026-05-04T09:47:00Z" w16du:dateUtc="2026-05-04T07:47:00Z"/>
+          <w:del w:id="224" w:author="John Doe" w:date="2026-05-04T09:47:00Z" w16du:dateUtc="2026-05-04T07:47:00Z"/>
           <w:rFonts w:ascii="Arial" w:hAnsi="Arial" w:cs="Arial"/>
           <w:sz w:val="21"/>
           <w:szCs w:val="21"/>
           <w:lang w:eastAsia="en-US"/>
         </w:rPr>
-        <w:pPrChange w:id="225" w:author="Bruno Galati" w:date="2026-05-04T09:47:00Z" w16du:dateUtc="2026-05-04T07:47:00Z">
+        <w:pPrChange w:id="225" w:author="John Doe" w:date="2026-05-04T09:47:00Z" w16du:dateUtc="2026-05-04T07:47:00Z">
           <w:pPr>
             <w:autoSpaceDE w:val="0"/>
             <w:autoSpaceDN w:val="0"/>
@@ -8975,13 +8975,13 @@
         <w:spacing w:line="360" w:lineRule="auto"/>
         <w:jc w:val="both"/>
         <w:rPr>
-          <w:del w:id="226" w:author="Bruno Galati" w:date="2026-05-04T09:47:00Z" w16du:dateUtc="2026-05-04T07:47:00Z"/>
+          <w:del w:id="226" w:author="John Doe" w:date="2026-05-04T09:47:00Z" w16du:dateUtc="2026-05-04T07:47:00Z"/>
           <w:rFonts w:ascii="Arial" w:hAnsi="Arial" w:cs="Arial"/>
           <w:sz w:val="21"/>
           <w:szCs w:val="21"/>
           <w:lang w:eastAsia="en-US"/>
         </w:rPr>
-        <w:pPrChange w:id="227" w:author="Bruno Galati" w:date="2026-05-04T09:47:00Z" w16du:dateUtc="2026-05-04T07:47:00Z">
+        <w:pPrChange w:id="227" w:author="John Doe" w:date="2026-05-04T09:47:00Z" w16du:dateUtc="2026-05-04T07:47:00Z">
           <w:pPr>
             <w:autoSpaceDE w:val="0"/>
             <w:autoSpaceDN w:val="0"/>
@@ -8991,7 +8991,7 @@
           </w:pPr>
         </w:pPrChange>
       </w:pPr>
-      <w:del w:id="228" w:author="Bruno Galati" w:date="2026-05-04T09:47:00Z" w16du:dateUtc="2026-05-04T07:47:00Z">
+      <w:del w:id="228" w:author="John Doe" w:date="2026-05-04T09:47:00Z" w16du:dateUtc="2026-05-04T07:47:00Z">
         <w:r>
           <w:rPr>
             <w:rFonts w:ascii="Arial" w:hAnsi="Arial" w:cs="Arial"/>
@@ -9059,13 +9059,13 @@
         <w:spacing w:line="360" w:lineRule="auto"/>
         <w:jc w:val="both"/>
         <w:rPr>
-          <w:del w:id="229" w:author="Bruno Galati" w:date="2026-05-04T09:47:00Z" w16du:dateUtc="2026-05-04T07:47:00Z"/>
+          <w:del w:id="229" w:author="John Doe" w:date="2026-05-04T09:47:00Z" w16du:dateUtc="2026-05-04T07:47:00Z"/>
           <w:rFonts w:ascii="Arial" w:hAnsi="Arial" w:cs="Arial"/>
           <w:sz w:val="21"/>
           <w:szCs w:val="21"/>
           <w:lang w:eastAsia="en-US"/>
         </w:rPr>
-        <w:pPrChange w:id="230" w:author="Bruno Galati" w:date="2026-05-04T09:47:00Z" w16du:dateUtc="2026-05-04T07:47:00Z">
+        <w:pPrChange w:id="230" w:author="John Doe" w:date="2026-05-04T09:47:00Z" w16du:dateUtc="2026-05-04T07:47:00Z">
           <w:pPr>
             <w:autoSpaceDE w:val="0"/>
             <w:autoSpaceDN w:val="0"/>
@@ -9075,7 +9075,7 @@
           </w:pPr>
         </w:pPrChange>
       </w:pPr>
-      <w:del w:id="231" w:author="Bruno Galati" w:date="2026-05-04T09:47:00Z" w16du:dateUtc="2026-05-04T07:47:00Z">
+      <w:del w:id="231" w:author="John Doe" w:date="2026-05-04T09:47:00Z" w16du:dateUtc="2026-05-04T07:47:00Z">
         <w:r>
           <w:rPr>
             <w:rFonts w:ascii="Arial" w:hAnsi="Arial" w:cs="Arial"/>
@@ -9288,13 +9288,13 @@
         <w:spacing w:line="360" w:lineRule="auto"/>
         <w:jc w:val="both"/>
         <w:rPr>
-          <w:del w:id="232" w:author="Bruno Galati" w:date="2026-05-04T09:47:00Z" w16du:dateUtc="2026-05-04T07:47:00Z"/>
+          <w:del w:id="232" w:author="John Doe" w:date="2026-05-04T09:47:00Z" w16du:dateUtc="2026-05-04T07:47:00Z"/>
           <w:rFonts w:ascii="Arial" w:hAnsi="Arial" w:cs="Arial"/>
           <w:sz w:val="21"/>
           <w:szCs w:val="21"/>
           <w:lang w:eastAsia="en-US"/>
         </w:rPr>
-        <w:pPrChange w:id="233" w:author="Bruno Galati" w:date="2026-05-04T09:47:00Z" w16du:dateUtc="2026-05-04T07:47:00Z">
+        <w:pPrChange w:id="233" w:author="John Doe" w:date="2026-05-04T09:47:00Z" w16du:dateUtc="2026-05-04T07:47:00Z">
           <w:pPr>
             <w:autoSpaceDE w:val="0"/>
             <w:autoSpaceDN w:val="0"/>
@@ -9319,7 +9319,7 @@
           <w:lang w:eastAsia="en-US"/>
         </w:rPr>
       </w:pPr>
-      <w:del w:id="234" w:author="Bruno Galati" w:date="2026-05-04T09:47:00Z" w16du:dateUtc="2026-05-04T07:47:00Z">
+      <w:del w:id="234" w:author="John Doe" w:date="2026-05-04T09:47:00Z" w16du:dateUtc="2026-05-04T07:47:00Z">
         <w:r>
           <w:rPr>
             <w:rFonts w:ascii="Arial" w:hAnsi="Arial" w:cs="Arial"/>
@@ -9440,7 +9440,7 @@
         <w:lang w:val="sv-SE"/>
       </w:rPr>
     </w:pPr>
-    <w:del w:id="191" w:author="Bruno Galati" w:date="2026-05-04T09:44:00Z" w16du:dateUtc="2026-05-04T07:44:00Z">
+    <w:del w:id="191" w:author="John Doe" w:date="2026-05-04T09:44:00Z" w16du:dateUtc="2026-05-04T07:44:00Z">
       <w:r>
         <w:rPr>
           <w:rFonts w:cs="Arial"/>
@@ -9542,8 +9542,8 @@
         <w:delText>14</w:delText>
       </w:r>
     </w:del>
-    <w:ins w:id="192" w:author="Georgieva, Dessislava" w:date="2025-05-15T10:53:00Z" w16du:dateUtc="2025-05-15T07:53:00Z">
-      <w:del w:id="193" w:author="Bruno Galati" w:date="2026-05-04T09:44:00Z" w16du:dateUtc="2026-05-04T07:44:00Z">
+    <w:ins w:id="192" w:author="Poe, Alex" w:date="2025-05-15T10:53:00Z" w16du:dateUtc="2025-05-15T07:53:00Z">
+      <w:del w:id="193" w:author="John Doe" w:date="2026-05-04T09:44:00Z" w16du:dateUtc="2026-05-04T07:44:00Z">
         <w:r>
           <w:rPr>
             <w:rFonts w:cs="Arial"/>
@@ -9556,7 +9556,7 @@
         </w:r>
       </w:del>
     </w:ins>
-    <w:del w:id="194" w:author="Bruno Galati" w:date="2026-05-04T09:44:00Z" w16du:dateUtc="2026-05-04T07:44:00Z">
+    <w:del w:id="194" w:author="John Doe" w:date="2026-05-04T09:44:00Z" w16du:dateUtc="2026-05-04T07:44:00Z">
       <w:r>
         <w:rPr>
           <w:rFonts w:cs="Arial"/>
@@ -9597,7 +9597,7 @@
         <w:delText xml:space="preserve"> </w:delText>
       </w:r>
     </w:del>
-    <w:ins w:id="195" w:author="Bruno Galati" w:date="2026-05-04T09:44:00Z" w16du:dateUtc="2026-05-04T07:44:00Z">
+    <w:ins w:id="195" w:author="John Doe" w:date="2026-05-04T09:44:00Z" w16du:dateUtc="2026-05-04T07:44:00Z">
       <w:r>
         <w:rPr>
           <w:rFonts w:cs="Arial"/>
@@ -9657,7 +9657,7 @@
       </w:rPr>
       <w:t xml:space="preserve"> #</w:t>
     </w:r>
-    <w:del w:id="196" w:author="Bruno Galati" w:date="2026-05-04T09:44:00Z" w16du:dateUtc="2026-05-04T07:44:00Z">
+    <w:del w:id="196" w:author="John Doe" w:date="2026-05-04T09:44:00Z" w16du:dateUtc="2026-05-04T07:44:00Z">
       <w:r>
         <w:rPr>
           <w:rFonts w:cs="Arial"/>
@@ -9668,7 +9668,7 @@
         <w:delText>03</w:delText>
       </w:r>
     </w:del>
-    <w:ins w:id="197" w:author="Bruno Galati" w:date="2026-05-04T09:44:00Z" w16du:dateUtc="2026-05-04T07:44:00Z">
+    <w:ins w:id="197" w:author="John Doe" w:date="2026-05-04T09:44:00Z" w16du:dateUtc="2026-05-04T07:44:00Z">
       <w:r>
         <w:rPr>
           <w:rFonts w:cs="Arial"/>
@@ -9688,7 +9688,7 @@
         <w:szCs w:val="16"/>
       </w:rPr>
     </w:pPr>
-    <w:del w:id="198" w:author="Bruno Galati" w:date="2026-05-04T09:44:00Z" w16du:dateUtc="2026-05-04T07:44:00Z">
+    <w:del w:id="198" w:author="John Doe" w:date="2026-05-04T09:44:00Z" w16du:dateUtc="2026-05-04T07:44:00Z">
       <w:r>
         <w:rPr>
           <w:bCs/>
@@ -9829,7 +9829,7 @@
         <w:fldChar w:fldCharType="end"/>
       </w:r>
     </w:del>
-    <w:ins w:id="199" w:author="Bruno Galati" w:date="2026-05-04T09:44:00Z" w16du:dateUtc="2026-05-04T07:44:00Z">
+    <w:ins w:id="199" w:author="John Doe" w:date="2026-05-04T09:44:00Z" w16du:dateUtc="2026-05-04T07:44:00Z">
       <w:r>
         <w:rPr>
           <w:bCs/>
@@ -10022,7 +10022,7 @@
         <w:lang w:val="sv-SE"/>
       </w:rPr>
     </w:pPr>
-    <w:del w:id="235" w:author="Bruno Galati" w:date="2026-05-04T09:48:00Z" w16du:dateUtc="2026-05-04T07:48:00Z">
+    <w:del w:id="235" w:author="John Doe" w:date="2026-05-04T09:48:00Z" w16du:dateUtc="2026-05-04T07:48:00Z">
       <w:r>
         <w:rPr>
           <w:rFonts w:cs="Arial"/>
@@ -10096,8 +10096,8 @@
         <w:delText xml:space="preserve">, </w:delText>
       </w:r>
     </w:del>
-    <w:ins w:id="236" w:author="Georgieva, Dessislava" w:date="2025-05-15T10:54:00Z" w16du:dateUtc="2025-05-15T07:54:00Z">
-      <w:del w:id="237" w:author="Bruno Galati" w:date="2026-05-04T09:48:00Z" w16du:dateUtc="2026-05-04T07:48:00Z">
+    <w:ins w:id="236" w:author="Poe, Alex" w:date="2025-05-15T10:54:00Z" w16du:dateUtc="2025-05-15T07:54:00Z">
+      <w:del w:id="237" w:author="John Doe" w:date="2026-05-04T09:48:00Z" w16du:dateUtc="2026-05-04T07:48:00Z">
         <w:r>
           <w:rPr>
             <w:rFonts w:cs="Arial"/>
@@ -10110,7 +10110,7 @@
         </w:r>
       </w:del>
     </w:ins>
-    <w:del w:id="238" w:author="Bruno Galati" w:date="2026-05-04T09:48:00Z" w16du:dateUtc="2026-05-04T07:48:00Z">
+    <w:del w:id="238" w:author="John Doe" w:date="2026-05-04T09:48:00Z" w16du:dateUtc="2026-05-04T07:48:00Z">
       <w:r>
         <w:rPr>
           <w:rFonts w:cs="Arial"/>
@@ -10143,7 +10143,7 @@
       </w:r>
     </w:del>
     <w:proofErr w:type="spellStart"/>
-    <w:ins w:id="239" w:author="Bruno Galati" w:date="2026-05-04T09:48:00Z" w16du:dateUtc="2026-05-04T07:48:00Z">
+    <w:ins w:id="239" w:author="John Doe" w:date="2026-05-04T09:48:00Z" w16du:dateUtc="2026-05-04T07:48:00Z">
       <w:r>
         <w:rPr>
           <w:rFonts w:cs="Arial"/>
@@ -10185,7 +10185,7 @@
       </w:rPr>
       <w:t>Amendmen</w:t>
     </w:r>
-    <w:ins w:id="240" w:author="Bruno Galati" w:date="2026-05-04T09:48:00Z" w16du:dateUtc="2026-05-04T07:48:00Z">
+    <w:ins w:id="240" w:author="John Doe" w:date="2026-05-04T09:48:00Z" w16du:dateUtc="2026-05-04T07:48:00Z">
       <w:r>
         <w:rPr>
           <w:rFonts w:cs="Arial"/>
@@ -10234,7 +10234,7 @@
       </w:rPr>
       <w:t>Amendment</w:t>
     </w:r>
-    <w:ins w:id="241" w:author="Bruno Galati" w:date="2026-05-04T09:48:00Z" w16du:dateUtc="2026-05-04T07:48:00Z">
+    <w:ins w:id="241" w:author="John Doe" w:date="2026-05-04T09:48:00Z" w16du:dateUtc="2026-05-04T07:48:00Z">
       <w:r>
         <w:rPr>
           <w:bCs/>
@@ -10255,7 +10255,7 @@
       </w:rPr>
       <w:t xml:space="preserve"> template _</w:t>
     </w:r>
-    <w:ins w:id="242" w:author="Bruno Galati" w:date="2026-05-04T09:48:00Z" w16du:dateUtc="2026-05-04T07:48:00Z">
+    <w:ins w:id="242" w:author="John Doe" w:date="2026-05-04T09:48:00Z" w16du:dateUtc="2026-05-04T07:48:00Z">
       <w:r>
         <w:rPr>
           <w:bCs/>
@@ -10275,7 +10275,7 @@
       </w:rPr>
       <w:t>v4_05Oc</w:t>
     </w:r>
-    <w:ins w:id="243" w:author="Bruno Galati" w:date="2026-05-04T09:48:00Z" w16du:dateUtc="2026-05-04T07:48:00Z">
+    <w:ins w:id="243" w:author="John Doe" w:date="2026-05-04T09:48:00Z" w16du:dateUtc="2026-05-04T07:48:00Z">
       <w:r>
         <w:rPr>
           <w:bCs/>
@@ -13517,14 +13517,14 @@
 
 <file path=word/people.xml><?xml version="1.0" encoding="utf-8"?>
 <w15:people xmlns:wpc="http://schemas.microsoft.com/office/word/2010/wordprocessingCanvas" xmlns:cx="http://schemas.microsoft.com/office/drawing/2014/chartex" xmlns:cx1="http://schemas.microsoft.com/office/drawing/2015/9/8/chartex" xmlns:cx2="http://schemas.microsoft.com/office/drawing/2015/10/21/chartex" xmlns:cx3="http://schemas.microsoft.com/office/drawing/2016/5/9/chartex" xmlns:cx4="http://schemas.microsoft.com/office/drawing/2016/5/10/chartex" xmlns:cx5="http://schemas.microsoft.com/office/drawing/2016/5/11/chartex" xmlns:cx6="http://schemas.microsoft.com/office/drawing/2016/5/12/chartex" xmlns:cx7="http://schemas.microsoft.com/office/drawing/2016/5/13/chartex" xmlns:cx8="http://schemas.microsoft.com/office/drawing/2016/5/14/chartex" xmlns:mc="http://schemas.openxmlformats.org/markup-compatibility/2006" xmlns:aink="http://schemas.microsoft.com/office/drawing/2016/ink" xmlns:am3d="http://schemas.microsoft.com/office/drawing/2017/model3d" xmlns:o="urn:schemas-microsoft-com:office:office" xmlns:oel="http://schemas.microsoft.com/office/2019/extlst" xmlns:r="http://schemas.openxmlformats.org/officeDocument/2006/relationships" xmlns:m="http://schemas.openxmlformats.org/officeDocument/2006/math" xmlns:v="urn:schemas-microsoft-com:vml" xmlns:wp14="http://schemas.microsoft.com/office/word/2010/wordprocessingDrawing" xmlns:wp="http://schemas.openxmlformats.org/drawingml/2006/wordprocessingDrawing" xmlns:w10="urn:schemas-microsoft-com:office:word" xmlns:w="http://schemas.openxmlformats.org/wordprocessingml/2006/main" xmlns:w14="http://schemas.microsoft.com/office/word/2010/wordml" xmlns:w15="http://schemas.microsoft.com/office/word/2012/wordml" xmlns:w16cex="http://schemas.microsoft.com/office/word/2018/wordml/cex" xmlns:w16cid="http://schemas.microsoft.com/office/word/2016/wordml/cid" xmlns:w16="http://schemas.microsoft.com/office/word/2018/wordml" xmlns:w16du="http://schemas.microsoft.com/office/word/2023/wordml/word16du" xmlns:w16sdtdh="http://schemas.microsoft.com/office/word/2020/wordml/sdtdatahash" xmlns:w16sdtfl="http://schemas.microsoft.com/office/word/2024/wordml/sdtformatlock" xmlns:w16se="http://schemas.microsoft.com/office/word/2015/wordml/symex" xmlns:wpg="http://schemas.microsoft.com/office/word/2010/wordprocessingGroup" xmlns:wpi="http://schemas.microsoft.com/office/word/2010/wordprocessingInk" xmlns:wne="http://schemas.microsoft.com/office/word/2006/wordml" xmlns:wps="http://schemas.microsoft.com/office/word/2010/wordprocessingShape" mc:Ignorable="w14 w15 w16se w16cid w16 w16cex w16sdtdh w16sdtfl w16du wp14">
-  <w15:person w15:author="Bruno Galati">
-    <w15:presenceInfo w15:providerId="AD" w15:userId="S::bruno.galati@biorce.com::5f4f2d05-e36b-4769-b452-893c265604dc"/>
+  <w15:person w15:author="John Doe">
+    <w15:presenceInfo w15:providerId="AD" w15:userId="S::john.doe@example.com::5f4f2d05-e36b-4769-b452-893c265604dc"/>
   </w15:person>
-  <w15:person w15:author="Clara Bernardes">
-    <w15:presenceInfo w15:providerId="None" w15:userId="Clara Bernardes"/>
+  <w15:person w15:author="Jane Roe">
+    <w15:presenceInfo w15:providerId="None" w15:userId="Jane Roe"/>
   </w15:person>
-  <w15:person w15:author="Georgieva, Dessislava">
-    <w15:presenceInfo w15:providerId="AD" w15:userId="S::Dessislava.Georgieva@iconplc.com::35f1c93e-4056-4a36-9598-455c9a5591bc"/>
+  <w15:person w15:author="Poe, Alex">
+    <w15:presenceInfo w15:providerId="AD" w15:userId="S::alex.poe@example.com::00000000-0000-0000-0000-005c9a5591bc"/>
   </w15:person>
 </w15:people>
 </file>

--- a/e2e/fixtures/issue-319-sections.docx
+++ b/e2e/fixtures/issue-319-sections.docx
@@ -886,7 +886,7 @@
           <w:szCs w:val="22"/>
           <w:lang w:val="en-US"/>
         </w:rPr>
-        <w:t>6, 40212</w:t>
+        <w:t>6, XXXXX</w:t>
       </w:r>
       <w:r>
         <w:rPr>
@@ -5059,7 +5059,7 @@
                 <w:rFonts w:cs="Arial"/>
                 <w:sz w:val="20"/>
               </w:rPr>
-              <w:t xml:space="preserve">75015 </w:t>
+              <w:t xml:space="preserve">XXXXX </w:t>
             </w:r>
             <w:proofErr w:type="spellStart"/>
             <w:r>
@@ -5407,7 +5407,7 @@
                 <w:sz w:val="20"/>
                 <w:lang w:val="de-DE"/>
               </w:rPr>
-              <w:t xml:space="preserve">Rinn                                </w:t>
+              <w:t xml:space="preserve">XXXX                                </w:t>
             </w:r>
           </w:p>
           <w:p>
@@ -5448,7 +5448,7 @@
                 <w:sz w:val="20"/>
                 <w:lang w:val="de-DE"/>
               </w:rPr>
-              <w:t xml:space="preserve">. 6, 40212 </w:t>
+              <w:t xml:space="preserve">. 6, XXXXX </w:t>
             </w:r>
             <w:del w:id="111" w:author="John Doe" w:date="2026-05-04T09:46:00Z" w16du:dateUtc="2026-05-04T07:46:00Z">
               <w:r>
